--- a/APLOS/POPResources/Templates/FixedAssetDisposed20171.docx
+++ b/APLOS/POPResources/Templates/FixedAssetDisposed20171.docx
@@ -232,8 +232,9 @@
                 <w:sz w:val="16"/>
                 <w:szCs w:val="16"/>
               </w:rPr>
-              <w:t xml:space="preserve"> : {</w:t>
-            </w:r>
+              <w:t>: {</w:t>
+            </w:r>
+            <w:proofErr w:type="spellStart"/>
             <w:r>
               <w:rPr>
                 <w:rFonts w:ascii="Consolas" w:hAnsi="Consolas" w:cs="Consolas"/>
@@ -243,6 +244,7 @@
               </w:rPr>
               <w:t>FixedAssetNo</w:t>
             </w:r>
+            <w:proofErr w:type="spellEnd"/>
             <w:r>
               <w:rPr>
                 <w:rFonts w:ascii="Tahoma" w:eastAsia="Arial" w:hAnsi="Tahoma" w:cs="Tahoma"/>
@@ -258,7 +260,6 @@
             <w:pPr>
               <w:rPr>
                 <w:rFonts w:ascii="Tahoma" w:hAnsi="Tahoma" w:cs="Tahoma"/>
-                <w:b/>
                 <w:sz w:val="16"/>
                 <w:szCs w:val="16"/>
               </w:rPr>
@@ -279,8 +280,9 @@
                 <w:sz w:val="16"/>
                 <w:szCs w:val="16"/>
               </w:rPr>
-              <w:t xml:space="preserve">    </w:t>
-            </w:r>
+              <w:t xml:space="preserve">   </w:t>
+            </w:r>
+            <w:proofErr w:type="gramStart"/>
             <w:r>
               <w:rPr>
                 <w:rFonts w:ascii="Tahoma" w:hAnsi="Tahoma" w:cs="Tahoma"/>
@@ -288,7 +290,7 @@
                 <w:sz w:val="16"/>
                 <w:szCs w:val="16"/>
               </w:rPr>
-              <w:t xml:space="preserve">  </w:t>
+              <w:t xml:space="preserve"> </w:t>
             </w:r>
             <w:r>
               <w:rPr>
@@ -297,8 +299,18 @@
                 <w:sz w:val="16"/>
                 <w:szCs w:val="16"/>
               </w:rPr>
+              <w:t xml:space="preserve"> </w:t>
+            </w:r>
+            <w:r>
+              <w:rPr>
+                <w:rFonts w:ascii="Tahoma" w:hAnsi="Tahoma" w:cs="Tahoma"/>
+                <w:b/>
+                <w:sz w:val="16"/>
+                <w:szCs w:val="16"/>
+              </w:rPr>
               <w:t>:</w:t>
             </w:r>
+            <w:proofErr w:type="gramEnd"/>
             <w:r>
               <w:rPr>
                 <w:rFonts w:ascii="Tahoma" w:hAnsi="Tahoma" w:cs="Tahoma"/>
@@ -316,6 +328,7 @@
               </w:rPr>
               <w:t>{</w:t>
             </w:r>
+            <w:proofErr w:type="spellStart"/>
             <w:r>
               <w:rPr>
                 <w:rFonts w:ascii="Consolas" w:hAnsi="Consolas" w:cs="Consolas"/>
@@ -325,13 +338,121 @@
               </w:rPr>
               <w:t>DocDate</w:t>
             </w:r>
+            <w:proofErr w:type="spellEnd"/>
             <w:r>
               <w:rPr>
                 <w:rFonts w:ascii="Tahoma" w:hAnsi="Tahoma" w:cs="Tahoma"/>
                 <w:sz w:val="16"/>
                 <w:szCs w:val="16"/>
               </w:rPr>
-              <w:t xml:space="preserve">}       </w:t>
+              <w:t xml:space="preserve">}    </w:t>
+            </w:r>
+          </w:p>
+          <w:p>
+            <w:pPr>
+              <w:rPr>
+                <w:rFonts w:ascii="Tahoma" w:hAnsi="Tahoma" w:cs="Tahoma"/>
+                <w:b/>
+                <w:sz w:val="16"/>
+                <w:szCs w:val="16"/>
+              </w:rPr>
+            </w:pPr>
+            <w:r>
+              <w:rPr>
+                <w:rFonts w:ascii="Tahoma" w:eastAsia="Arial" w:hAnsi="Tahoma" w:cs="Tahoma"/>
+                <w:b/>
+                <w:bCs/>
+                <w:sz w:val="16"/>
+                <w:szCs w:val="16"/>
+              </w:rPr>
+              <w:t xml:space="preserve">Plant        </w:t>
+            </w:r>
+            <w:r>
+              <w:rPr>
+                <w:rFonts w:ascii="Tahoma" w:eastAsia="Arial" w:hAnsi="Tahoma" w:cs="Tahoma"/>
+                <w:b/>
+                <w:bCs/>
+                <w:sz w:val="16"/>
+                <w:szCs w:val="16"/>
+              </w:rPr>
+              <w:t xml:space="preserve">  </w:t>
+            </w:r>
+            <w:proofErr w:type="gramStart"/>
+            <w:r>
+              <w:rPr>
+                <w:rFonts w:ascii="Tahoma" w:eastAsia="Arial" w:hAnsi="Tahoma" w:cs="Tahoma"/>
+                <w:b/>
+                <w:bCs/>
+                <w:sz w:val="16"/>
+                <w:szCs w:val="16"/>
+              </w:rPr>
+              <w:t xml:space="preserve"> </w:t>
+            </w:r>
+            <w:r>
+              <w:rPr>
+                <w:rFonts w:ascii="Tahoma" w:eastAsia="Arial" w:hAnsi="Tahoma" w:cs="Tahoma"/>
+                <w:b/>
+                <w:bCs/>
+                <w:sz w:val="16"/>
+                <w:szCs w:val="16"/>
+              </w:rPr>
+              <w:t xml:space="preserve"> </w:t>
+            </w:r>
+            <w:r>
+              <w:rPr>
+                <w:rFonts w:ascii="Tahoma" w:eastAsia="Arial" w:hAnsi="Tahoma" w:cs="Tahoma"/>
+                <w:b/>
+                <w:bCs/>
+                <w:sz w:val="16"/>
+                <w:szCs w:val="16"/>
+              </w:rPr>
+              <w:t>:</w:t>
+            </w:r>
+            <w:proofErr w:type="gramEnd"/>
+            <w:r>
+              <w:rPr>
+                <w:rFonts w:ascii="Tahoma" w:eastAsia="Arial" w:hAnsi="Tahoma" w:cs="Tahoma"/>
+                <w:b/>
+                <w:bCs/>
+                <w:sz w:val="16"/>
+                <w:szCs w:val="16"/>
+              </w:rPr>
+              <w:t xml:space="preserve"> </w:t>
+            </w:r>
+            <w:r>
+              <w:rPr>
+                <w:rFonts w:ascii="Tahoma" w:eastAsia="Times New Roman" w:hAnsi="Tahoma" w:cs="Tahoma"/>
+                <w:color w:val="000000"/>
+                <w:sz w:val="16"/>
+                <w:szCs w:val="16"/>
+              </w:rPr>
+              <w:t>{</w:t>
+            </w:r>
+            <w:r>
+              <w:rPr>
+                <w:rFonts w:ascii="Consolas" w:hAnsi="Consolas" w:cs="Consolas"/>
+                <w:color w:val="000000"/>
+                <w:sz w:val="19"/>
+                <w:szCs w:val="19"/>
+              </w:rPr>
+              <w:t>Plant</w:t>
+            </w:r>
+            <w:r>
+              <w:rPr>
+                <w:rFonts w:ascii="Tahoma" w:eastAsia="Times New Roman" w:hAnsi="Tahoma" w:cs="Tahoma"/>
+                <w:color w:val="000000"/>
+                <w:sz w:val="16"/>
+                <w:szCs w:val="16"/>
+              </w:rPr>
+              <w:t>}</w:t>
+            </w:r>
+            <w:r>
+              <w:rPr>
+                <w:rFonts w:ascii="Tahoma" w:hAnsi="Tahoma" w:cs="Tahoma"/>
+                <w:sz w:val="16"/>
+                <w:szCs w:val="16"/>
+              </w:rPr>
+              <w:t xml:space="preserve">   </w:t>
             </w:r>
             <w:r>
               <w:rPr>
@@ -363,22 +484,112 @@
           <w:p>
             <w:pPr>
               <w:rPr>
+                <w:rFonts w:ascii="Tahoma" w:eastAsia="Arial" w:hAnsi="Tahoma" w:cs="Tahoma"/>
+                <w:bCs/>
+                <w:sz w:val="16"/>
+                <w:szCs w:val="16"/>
+              </w:rPr>
+            </w:pPr>
+            <w:r>
+              <w:rPr>
+                <w:rFonts w:ascii="Tahoma" w:eastAsia="Arial" w:hAnsi="Tahoma" w:cs="Tahoma"/>
+                <w:b/>
+                <w:bCs/>
+                <w:sz w:val="16"/>
+                <w:szCs w:val="16"/>
+              </w:rPr>
+              <w:t xml:space="preserve">Status    </w:t>
+            </w:r>
+            <w:proofErr w:type="gramStart"/>
+            <w:r>
+              <w:rPr>
+                <w:rFonts w:ascii="Tahoma" w:eastAsia="Arial" w:hAnsi="Tahoma" w:cs="Tahoma"/>
+                <w:b/>
+                <w:bCs/>
+                <w:sz w:val="16"/>
+                <w:szCs w:val="16"/>
+              </w:rPr>
+              <w:t xml:space="preserve">  </w:t>
+            </w:r>
+            <w:r>
+              <w:rPr>
+                <w:rFonts w:ascii="Tahoma" w:eastAsia="Arial" w:hAnsi="Tahoma" w:cs="Tahoma"/>
+                <w:b/>
+                <w:bCs/>
+                <w:sz w:val="16"/>
+                <w:szCs w:val="16"/>
+              </w:rPr>
+              <w:t>:</w:t>
+            </w:r>
+            <w:proofErr w:type="gramEnd"/>
+            <w:r>
+              <w:rPr>
+                <w:rFonts w:ascii="Tahoma" w:eastAsia="Arial" w:hAnsi="Tahoma" w:cs="Tahoma"/>
+                <w:b/>
+                <w:bCs/>
+                <w:sz w:val="16"/>
+                <w:szCs w:val="16"/>
+              </w:rPr>
+              <w:t xml:space="preserve">  </w:t>
+            </w:r>
+            <w:r>
+              <w:rPr>
+                <w:rFonts w:ascii="Tahoma" w:eastAsia="Arial" w:hAnsi="Tahoma" w:cs="Tahoma"/>
+                <w:bCs/>
+                <w:sz w:val="16"/>
+                <w:szCs w:val="16"/>
+              </w:rPr>
+              <w:t>{</w:t>
+            </w:r>
+            <w:r>
+              <w:rPr>
+                <w:rFonts w:ascii="Consolas" w:hAnsi="Consolas" w:cs="Consolas"/>
+                <w:color w:val="0000FF"/>
+                <w:sz w:val="19"/>
+                <w:szCs w:val="19"/>
+              </w:rPr>
+              <w:t>Status</w:t>
+            </w:r>
+            <w:r>
+              <w:rPr>
+                <w:rFonts w:ascii="Tahoma" w:eastAsia="Arial" w:hAnsi="Tahoma" w:cs="Tahoma"/>
+                <w:bCs/>
+                <w:sz w:val="16"/>
+                <w:szCs w:val="16"/>
+              </w:rPr>
+              <w:t>}</w:t>
+            </w:r>
+          </w:p>
+          <w:p>
+            <w:pPr>
+              <w:rPr>
                 <w:rFonts w:ascii="Tahoma" w:hAnsi="Tahoma" w:cs="Tahoma"/>
-                <w:b/>
                 <w:sz w:val="16"/>
                 <w:szCs w:val="16"/>
               </w:rPr>
             </w:pPr>
-            <w:r>
-              <w:rPr>
-                <w:rFonts w:ascii="Tahoma" w:eastAsia="Arial" w:hAnsi="Tahoma" w:cs="Tahoma"/>
-                <w:b/>
-                <w:bCs/>
-                <w:sz w:val="16"/>
-                <w:szCs w:val="16"/>
-              </w:rPr>
-              <w:t xml:space="preserve">Plant       </w:t>
-            </w:r>
+            <w:proofErr w:type="gramStart"/>
+            <w:r>
+              <w:rPr>
+                <w:rFonts w:ascii="Tahoma" w:hAnsi="Tahoma" w:cs="Tahoma"/>
+                <w:b/>
+                <w:color w:val="000000" w:themeColor="text1"/>
+                <w:sz w:val="16"/>
+                <w:szCs w:val="16"/>
+              </w:rPr>
+              <w:t xml:space="preserve">Remarks  </w:t>
+            </w:r>
+            <w:r>
+              <w:rPr>
+                <w:rFonts w:ascii="Tahoma" w:eastAsia="Arial" w:hAnsi="Tahoma" w:cs="Tahoma"/>
+                <w:b/>
+                <w:bCs/>
+                <w:sz w:val="16"/>
+                <w:szCs w:val="16"/>
+              </w:rPr>
+              <w:t>:</w:t>
+            </w:r>
+            <w:proofErr w:type="gramEnd"/>
             <w:r>
               <w:rPr>
                 <w:rFonts w:ascii="Tahoma" w:eastAsia="Arial" w:hAnsi="Tahoma" w:cs="Tahoma"/>
@@ -392,17 +603,7 @@
             <w:r>
               <w:rPr>
                 <w:rFonts w:ascii="Tahoma" w:eastAsia="Arial" w:hAnsi="Tahoma" w:cs="Tahoma"/>
-                <w:b/>
-                <w:bCs/>
-                <w:sz w:val="16"/>
-                <w:szCs w:val="16"/>
-              </w:rPr>
-              <w:t xml:space="preserve">: </w:t>
-            </w:r>
-            <w:r>
-              <w:rPr>
-                <w:rFonts w:ascii="Tahoma" w:eastAsia="Times New Roman" w:hAnsi="Tahoma" w:cs="Tahoma"/>
-                <w:color w:val="000000"/>
+                <w:bCs/>
                 <w:sz w:val="16"/>
                 <w:szCs w:val="16"/>
               </w:rPr>
@@ -415,93 +616,17 @@
                 <w:sz w:val="19"/>
                 <w:szCs w:val="19"/>
               </w:rPr>
-              <w:t>Plant</w:t>
-            </w:r>
-            <w:r>
-              <w:rPr>
-                <w:rFonts w:ascii="Tahoma" w:eastAsia="Times New Roman" w:hAnsi="Tahoma" w:cs="Tahoma"/>
-                <w:color w:val="000000"/>
+              <w:t>Remarks</w:t>
+            </w:r>
+            <w:r>
+              <w:rPr>
+                <w:rFonts w:ascii="Tahoma" w:eastAsia="Arial" w:hAnsi="Tahoma" w:cs="Tahoma"/>
+                <w:bCs/>
                 <w:sz w:val="16"/>
                 <w:szCs w:val="16"/>
               </w:rPr>
               <w:t>}</w:t>
             </w:r>
-          </w:p>
-          <w:p>
-            <w:pPr>
-              <w:rPr>
-                <w:rFonts w:ascii="Tahoma" w:eastAsia="Arial" w:hAnsi="Tahoma" w:cs="Tahoma"/>
-                <w:bCs/>
-                <w:sz w:val="16"/>
-                <w:szCs w:val="16"/>
-              </w:rPr>
-            </w:pPr>
-            <w:r>
-              <w:rPr>
-                <w:rFonts w:ascii="Tahoma" w:eastAsia="Arial" w:hAnsi="Tahoma" w:cs="Tahoma"/>
-                <w:b/>
-                <w:bCs/>
-                <w:sz w:val="16"/>
-                <w:szCs w:val="16"/>
-              </w:rPr>
-              <w:t xml:space="preserve">Status      </w:t>
-            </w:r>
-            <w:r>
-              <w:rPr>
-                <w:rFonts w:ascii="Tahoma" w:eastAsia="Arial" w:hAnsi="Tahoma" w:cs="Tahoma"/>
-                <w:b/>
-                <w:bCs/>
-                <w:sz w:val="16"/>
-                <w:szCs w:val="16"/>
-              </w:rPr>
-              <w:t>:</w:t>
-            </w:r>
-            <w:r>
-              <w:rPr>
-                <w:rFonts w:ascii="Tahoma" w:eastAsia="Arial" w:hAnsi="Tahoma" w:cs="Tahoma"/>
-                <w:b/>
-                <w:bCs/>
-                <w:sz w:val="16"/>
-                <w:szCs w:val="16"/>
-              </w:rPr>
-              <w:t xml:space="preserve">  </w:t>
-            </w:r>
-            <w:r>
-              <w:rPr>
-                <w:rFonts w:ascii="Tahoma" w:eastAsia="Arial" w:hAnsi="Tahoma" w:cs="Tahoma"/>
-                <w:bCs/>
-                <w:sz w:val="16"/>
-                <w:szCs w:val="16"/>
-              </w:rPr>
-              <w:t>{</w:t>
-            </w:r>
-            <w:r>
-              <w:rPr>
-                <w:rFonts w:ascii="Consolas" w:hAnsi="Consolas" w:cs="Consolas"/>
-                <w:color w:val="0000FF"/>
-                <w:sz w:val="19"/>
-                <w:szCs w:val="19"/>
-              </w:rPr>
-              <w:t>Status</w:t>
-            </w:r>
-            <w:r>
-              <w:rPr>
-                <w:rFonts w:ascii="Tahoma" w:eastAsia="Arial" w:hAnsi="Tahoma" w:cs="Tahoma"/>
-                <w:bCs/>
-                <w:sz w:val="16"/>
-                <w:szCs w:val="16"/>
-              </w:rPr>
-              <w:t>}</w:t>
-            </w:r>
-          </w:p>
-          <w:p>
-            <w:pPr>
-              <w:rPr>
-                <w:rFonts w:ascii="Tahoma" w:hAnsi="Tahoma" w:cs="Tahoma"/>
-                <w:sz w:val="16"/>
-                <w:szCs w:val="16"/>
-              </w:rPr>
-            </w:pPr>
           </w:p>
         </w:tc>
         <w:tc>
@@ -511,6 +636,88 @@
           <w:p>
             <w:pPr>
               <w:rPr>
+                <w:rFonts w:ascii="Tahoma" w:eastAsia="Arial" w:hAnsi="Tahoma" w:cs="Tahoma"/>
+                <w:b/>
+                <w:bCs/>
+                <w:sz w:val="16"/>
+                <w:szCs w:val="16"/>
+              </w:rPr>
+            </w:pPr>
+            <w:r>
+              <w:rPr>
+                <w:rFonts w:ascii="Tahoma" w:eastAsia="Arial" w:hAnsi="Tahoma" w:cs="Tahoma"/>
+                <w:b/>
+                <w:bCs/>
+                <w:sz w:val="16"/>
+                <w:szCs w:val="16"/>
+              </w:rPr>
+              <w:t xml:space="preserve">Currency  </w:t>
+            </w:r>
+            <w:r>
+              <w:rPr>
+                <w:rFonts w:ascii="Tahoma" w:eastAsia="Arial" w:hAnsi="Tahoma" w:cs="Tahoma"/>
+                <w:b/>
+                <w:bCs/>
+                <w:sz w:val="16"/>
+                <w:szCs w:val="16"/>
+              </w:rPr>
+              <w:t xml:space="preserve">       </w:t>
+            </w:r>
+            <w:proofErr w:type="gramStart"/>
+            <w:r>
+              <w:rPr>
+                <w:rFonts w:ascii="Tahoma" w:eastAsia="Arial" w:hAnsi="Tahoma" w:cs="Tahoma"/>
+                <w:b/>
+                <w:bCs/>
+                <w:sz w:val="16"/>
+                <w:szCs w:val="16"/>
+              </w:rPr>
+              <w:t xml:space="preserve">  </w:t>
+            </w:r>
+            <w:r>
+              <w:rPr>
+                <w:rFonts w:ascii="Tahoma" w:eastAsia="Arial" w:hAnsi="Tahoma" w:cs="Tahoma"/>
+                <w:b/>
+                <w:bCs/>
+                <w:sz w:val="16"/>
+                <w:szCs w:val="16"/>
+              </w:rPr>
+              <w:t>:</w:t>
+            </w:r>
+            <w:proofErr w:type="gramEnd"/>
+            <w:r>
+              <w:rPr>
+                <w:rFonts w:ascii="Tahoma" w:eastAsia="Arial" w:hAnsi="Tahoma" w:cs="Tahoma"/>
+                <w:b/>
+                <w:bCs/>
+                <w:sz w:val="16"/>
+                <w:szCs w:val="16"/>
+              </w:rPr>
+              <w:t xml:space="preserve"> {</w:t>
+            </w:r>
+            <w:r>
+              <w:rPr>
+                <w:rFonts w:ascii="Consolas" w:hAnsi="Consolas" w:cs="Consolas"/>
+                <w:color w:val="800000"/>
+                <w:sz w:val="19"/>
+                <w:szCs w:val="19"/>
+              </w:rPr>
+              <w:t>Currency</w:t>
+            </w:r>
+            <w:r>
+              <w:rPr>
+                <w:rFonts w:ascii="Tahoma" w:eastAsia="Arial" w:hAnsi="Tahoma" w:cs="Tahoma"/>
+                <w:b/>
+                <w:bCs/>
+                <w:sz w:val="16"/>
+                <w:szCs w:val="16"/>
+              </w:rPr>
+              <w:t>}</w:t>
+            </w:r>
+          </w:p>
+          <w:p>
+            <w:pPr>
+              <w:rPr>
                 <w:rFonts w:ascii="Tahoma" w:eastAsia="Times New Roman" w:hAnsi="Tahoma" w:cs="Tahoma"/>
                 <w:color w:val="000000"/>
                 <w:sz w:val="16"/>
@@ -519,33 +726,37 @@
             </w:pPr>
             <w:r>
               <w:rPr>
-                <w:rFonts w:ascii="Tahoma" w:hAnsi="Tahoma" w:cs="Tahoma"/>
-                <w:b/>
-                <w:color w:val="000000" w:themeColor="text1"/>
-                <w:sz w:val="16"/>
-                <w:szCs w:val="16"/>
-              </w:rPr>
-              <w:t xml:space="preserve">Remarks  </w:t>
-            </w:r>
-            <w:r>
-              <w:rPr>
-                <w:rFonts w:ascii="Tahoma" w:eastAsia="Arial" w:hAnsi="Tahoma" w:cs="Tahoma"/>
-                <w:b/>
-                <w:bCs/>
-                <w:sz w:val="16"/>
-                <w:szCs w:val="16"/>
-              </w:rPr>
-              <w:t xml:space="preserve">: </w:t>
-            </w:r>
-            <w:r>
-              <w:rPr>
-                <w:rFonts w:ascii="Tahoma" w:eastAsia="Arial" w:hAnsi="Tahoma" w:cs="Tahoma"/>
-                <w:bCs/>
-                <w:sz w:val="16"/>
-                <w:szCs w:val="16"/>
-              </w:rPr>
-              <w:t>{</w:t>
-            </w:r>
+                <w:rFonts w:ascii="Tahoma" w:eastAsia="Arial" w:hAnsi="Tahoma" w:cs="Tahoma"/>
+                <w:b/>
+                <w:bCs/>
+                <w:sz w:val="16"/>
+                <w:szCs w:val="16"/>
+              </w:rPr>
+              <w:t xml:space="preserve">Currency </w:t>
+            </w:r>
+            <w:proofErr w:type="gramStart"/>
+            <w:r>
+              <w:rPr>
+                <w:rFonts w:ascii="Tahoma" w:eastAsia="Arial" w:hAnsi="Tahoma" w:cs="Tahoma"/>
+                <w:b/>
+                <w:bCs/>
+                <w:sz w:val="16"/>
+                <w:szCs w:val="16"/>
+              </w:rPr>
+              <w:t>Rate  :</w:t>
+            </w:r>
+            <w:proofErr w:type="gramEnd"/>
+            <w:r>
+              <w:rPr>
+                <w:rFonts w:ascii="Tahoma" w:eastAsia="Arial" w:hAnsi="Tahoma" w:cs="Tahoma"/>
+                <w:b/>
+                <w:bCs/>
+                <w:sz w:val="16"/>
+                <w:szCs w:val="16"/>
+              </w:rPr>
+              <w:t xml:space="preserve"> {</w:t>
+            </w:r>
+            <w:proofErr w:type="spellStart"/>
             <w:r>
               <w:rPr>
                 <w:rFonts w:ascii="Consolas" w:hAnsi="Consolas" w:cs="Consolas"/>
@@ -553,45 +764,9 @@
                 <w:sz w:val="19"/>
                 <w:szCs w:val="19"/>
               </w:rPr>
-              <w:t>Remarks</w:t>
-            </w:r>
-            <w:r>
-              <w:rPr>
-                <w:rFonts w:ascii="Tahoma" w:eastAsia="Arial" w:hAnsi="Tahoma" w:cs="Tahoma"/>
-                <w:bCs/>
-                <w:sz w:val="16"/>
-                <w:szCs w:val="16"/>
-              </w:rPr>
-              <w:t xml:space="preserve">}          </w:t>
-            </w:r>
-          </w:p>
-          <w:p>
-            <w:pPr>
-              <w:rPr>
-                <w:rFonts w:ascii="Tahoma" w:hAnsi="Tahoma" w:cs="Tahoma"/>
-                <w:sz w:val="16"/>
-                <w:szCs w:val="16"/>
-              </w:rPr>
-            </w:pPr>
-            <w:r>
-              <w:rPr>
-                <w:rFonts w:ascii="Tahoma" w:eastAsia="Arial" w:hAnsi="Tahoma" w:cs="Tahoma"/>
-                <w:b/>
-                <w:bCs/>
-                <w:sz w:val="16"/>
-                <w:szCs w:val="16"/>
-              </w:rPr>
-              <w:t>Currency  : {</w:t>
-            </w:r>
-            <w:r>
-              <w:rPr>
-                <w:rFonts w:ascii="Consolas" w:hAnsi="Consolas" w:cs="Consolas"/>
-                <w:color w:val="800000"/>
-                <w:sz w:val="19"/>
-                <w:szCs w:val="19"/>
-              </w:rPr>
-              <w:t>Currency</w:t>
-            </w:r>
+              <w:t>ToCurrencyRate</w:t>
+            </w:r>
+            <w:proofErr w:type="spellEnd"/>
             <w:r>
               <w:rPr>
                 <w:rFonts w:ascii="Tahoma" w:eastAsia="Arial" w:hAnsi="Tahoma" w:cs="Tahoma"/>
@@ -647,7 +822,39 @@
                 <w:sz w:val="16"/>
                 <w:szCs w:val="16"/>
               </w:rPr>
-              <w:t xml:space="preserve">:  </w:t>
+              <w:t xml:space="preserve">  </w:t>
+            </w:r>
+            <w:proofErr w:type="gramStart"/>
+            <w:r>
+              <w:rPr>
+                <w:rFonts w:ascii="Tahoma" w:eastAsia="Arial" w:hAnsi="Tahoma" w:cs="Tahoma"/>
+                <w:b/>
+                <w:bCs/>
+                <w:sz w:val="16"/>
+                <w:szCs w:val="16"/>
+              </w:rPr>
+              <w:t xml:space="preserve">  </w:t>
+            </w:r>
+            <w:r>
+              <w:rPr>
+                <w:rFonts w:ascii="Tahoma" w:eastAsia="Arial" w:hAnsi="Tahoma" w:cs="Tahoma"/>
+                <w:b/>
+                <w:bCs/>
+                <w:sz w:val="16"/>
+                <w:szCs w:val="16"/>
+              </w:rPr>
+              <w:t>:</w:t>
+            </w:r>
+            <w:proofErr w:type="gramEnd"/>
+            <w:r>
+              <w:rPr>
+                <w:rFonts w:ascii="Tahoma" w:eastAsia="Arial" w:hAnsi="Tahoma" w:cs="Tahoma"/>
+                <w:b/>
+                <w:bCs/>
+                <w:sz w:val="16"/>
+                <w:szCs w:val="16"/>
+              </w:rPr>
+              <w:t xml:space="preserve">  </w:t>
             </w:r>
             <w:r>
               <w:rPr>
@@ -658,6 +865,7 @@
               </w:rPr>
               <w:t>{</w:t>
             </w:r>
+            <w:proofErr w:type="spellStart"/>
             <w:r>
               <w:rPr>
                 <w:rFonts w:ascii="Consolas" w:hAnsi="Consolas" w:cs="Consolas"/>
@@ -667,6 +875,7 @@
               </w:rPr>
               <w:t>CustomerName</w:t>
             </w:r>
+            <w:proofErr w:type="spellEnd"/>
             <w:r>
               <w:rPr>
                 <w:rFonts w:ascii="Tahoma" w:eastAsia="Times New Roman" w:hAnsi="Tahoma" w:cs="Tahoma"/>
@@ -687,16 +896,29 @@
                 <w:szCs w:val="16"/>
               </w:rPr>
             </w:pPr>
-            <w:r>
-              <w:rPr>
-                <w:rFonts w:ascii="Tahoma" w:eastAsia="Arial" w:hAnsi="Tahoma" w:cs="Tahoma"/>
-                <w:b/>
-                <w:bCs/>
-                <w:sz w:val="16"/>
-                <w:szCs w:val="16"/>
-              </w:rPr>
-              <w:t>Address : {</w:t>
-            </w:r>
+            <w:proofErr w:type="gramStart"/>
+            <w:r>
+              <w:rPr>
+                <w:rFonts w:ascii="Tahoma" w:eastAsia="Arial" w:hAnsi="Tahoma" w:cs="Tahoma"/>
+                <w:b/>
+                <w:bCs/>
+                <w:sz w:val="16"/>
+                <w:szCs w:val="16"/>
+              </w:rPr>
+              <w:t>Address :</w:t>
+            </w:r>
+            <w:proofErr w:type="gramEnd"/>
+            <w:r>
+              <w:rPr>
+                <w:rFonts w:ascii="Tahoma" w:eastAsia="Arial" w:hAnsi="Tahoma" w:cs="Tahoma"/>
+                <w:b/>
+                <w:bCs/>
+                <w:sz w:val="16"/>
+                <w:szCs w:val="16"/>
+              </w:rPr>
+              <w:t xml:space="preserve"> {</w:t>
+            </w:r>
+            <w:proofErr w:type="spellStart"/>
             <w:r>
               <w:rPr>
                 <w:rFonts w:ascii="Consolas" w:hAnsi="Consolas" w:cs="Consolas"/>
@@ -706,6 +928,7 @@
               </w:rPr>
               <w:t>InvoicingByAddress</w:t>
             </w:r>
+            <w:proofErr w:type="spellEnd"/>
             <w:r>
               <w:rPr>
                 <w:rFonts w:ascii="Tahoma" w:eastAsia="Arial" w:hAnsi="Tahoma" w:cs="Tahoma"/>
@@ -744,18 +967,61 @@
                 <w:sz w:val="16"/>
                 <w:szCs w:val="16"/>
               </w:rPr>
-              <w:t>Ship To</w:t>
-            </w:r>
-            <w:r>
-              <w:rPr>
-                <w:rFonts w:ascii="Tahoma" w:eastAsia="Arial" w:hAnsi="Tahoma" w:cs="Tahoma"/>
-                <w:b/>
-                <w:bCs/>
-                <w:sz w:val="16"/>
-                <w:szCs w:val="16"/>
-              </w:rPr>
-              <w:t xml:space="preserve"> : {</w:t>
-            </w:r>
+              <w:t xml:space="preserve">Ship </w:t>
+            </w:r>
+            <w:proofErr w:type="gramStart"/>
+            <w:r>
+              <w:rPr>
+                <w:rFonts w:ascii="Tahoma" w:eastAsia="Arial" w:hAnsi="Tahoma" w:cs="Tahoma"/>
+                <w:b/>
+                <w:bCs/>
+                <w:sz w:val="16"/>
+                <w:szCs w:val="16"/>
+              </w:rPr>
+              <w:t>To</w:t>
+            </w:r>
+            <w:r>
+              <w:rPr>
+                <w:rFonts w:ascii="Tahoma" w:eastAsia="Arial" w:hAnsi="Tahoma" w:cs="Tahoma"/>
+                <w:b/>
+                <w:bCs/>
+                <w:sz w:val="16"/>
+                <w:szCs w:val="16"/>
+              </w:rPr>
+              <w:t xml:space="preserve"> </w:t>
+            </w:r>
+            <w:r>
+              <w:rPr>
+                <w:rFonts w:ascii="Tahoma" w:eastAsia="Arial" w:hAnsi="Tahoma" w:cs="Tahoma"/>
+                <w:b/>
+                <w:bCs/>
+                <w:sz w:val="16"/>
+                <w:szCs w:val="16"/>
+              </w:rPr>
+              <w:t xml:space="preserve"> </w:t>
+            </w:r>
+            <w:r>
+              <w:rPr>
+                <w:rFonts w:ascii="Tahoma" w:eastAsia="Arial" w:hAnsi="Tahoma" w:cs="Tahoma"/>
+                <w:b/>
+                <w:bCs/>
+                <w:sz w:val="16"/>
+                <w:szCs w:val="16"/>
+              </w:rPr>
+              <w:t>:</w:t>
+            </w:r>
+            <w:proofErr w:type="gramEnd"/>
+            <w:r>
+              <w:rPr>
+                <w:rFonts w:ascii="Tahoma" w:eastAsia="Arial" w:hAnsi="Tahoma" w:cs="Tahoma"/>
+                <w:b/>
+                <w:bCs/>
+                <w:sz w:val="16"/>
+                <w:szCs w:val="16"/>
+              </w:rPr>
+              <w:t xml:space="preserve"> {</w:t>
+            </w:r>
+            <w:proofErr w:type="spellStart"/>
             <w:r>
               <w:rPr>
                 <w:rFonts w:ascii="Consolas" w:hAnsi="Consolas" w:cs="Consolas"/>
@@ -765,6 +1031,7 @@
               </w:rPr>
               <w:t>DeliveryParty</w:t>
             </w:r>
+            <w:proofErr w:type="spellEnd"/>
             <w:r>
               <w:rPr>
                 <w:rFonts w:ascii="Tahoma" w:eastAsia="Arial" w:hAnsi="Tahoma" w:cs="Tahoma"/>
@@ -786,16 +1053,29 @@
                 <w:szCs w:val="16"/>
               </w:rPr>
             </w:pPr>
-            <w:r>
-              <w:rPr>
-                <w:rFonts w:ascii="Tahoma" w:eastAsia="Arial" w:hAnsi="Tahoma" w:cs="Tahoma"/>
-                <w:b/>
-                <w:bCs/>
-                <w:sz w:val="16"/>
-                <w:szCs w:val="16"/>
-              </w:rPr>
-              <w:t>Address : {</w:t>
-            </w:r>
+            <w:proofErr w:type="gramStart"/>
+            <w:r>
+              <w:rPr>
+                <w:rFonts w:ascii="Tahoma" w:eastAsia="Arial" w:hAnsi="Tahoma" w:cs="Tahoma"/>
+                <w:b/>
+                <w:bCs/>
+                <w:sz w:val="16"/>
+                <w:szCs w:val="16"/>
+              </w:rPr>
+              <w:t>Address :</w:t>
+            </w:r>
+            <w:proofErr w:type="gramEnd"/>
+            <w:r>
+              <w:rPr>
+                <w:rFonts w:ascii="Tahoma" w:eastAsia="Arial" w:hAnsi="Tahoma" w:cs="Tahoma"/>
+                <w:b/>
+                <w:bCs/>
+                <w:sz w:val="16"/>
+                <w:szCs w:val="16"/>
+              </w:rPr>
+              <w:t xml:space="preserve"> {</w:t>
+            </w:r>
+            <w:proofErr w:type="spellStart"/>
             <w:r>
               <w:rPr>
                 <w:rFonts w:ascii="Consolas" w:hAnsi="Consolas" w:cs="Consolas"/>
@@ -805,6 +1085,7 @@
               </w:rPr>
               <w:t>DeliveryByAddress</w:t>
             </w:r>
+            <w:proofErr w:type="spellEnd"/>
             <w:r>
               <w:rPr>
                 <w:rFonts w:ascii="Tahoma" w:eastAsia="Arial" w:hAnsi="Tahoma" w:cs="Tahoma"/>
@@ -851,7 +1132,30 @@
                 <w:sz w:val="16"/>
                 <w:szCs w:val="16"/>
               </w:rPr>
-              <w:t>{materialItems}</w:t>
+              <w:t>{</w:t>
+            </w:r>
+            <w:proofErr w:type="spellStart"/>
+            <w:proofErr w:type="gramStart"/>
+            <w:r>
+              <w:rPr>
+                <w:rFonts w:ascii="Tahoma" w:eastAsia="Arial" w:hAnsi="Tahoma" w:cs="Tahoma"/>
+                <w:b/>
+                <w:bCs/>
+                <w:sz w:val="16"/>
+                <w:szCs w:val="16"/>
+              </w:rPr>
+              <w:t>materialItems</w:t>
+            </w:r>
+            <w:proofErr w:type="spellEnd"/>
+            <w:r>
+              <w:rPr>
+                <w:rFonts w:ascii="Tahoma" w:eastAsia="Arial" w:hAnsi="Tahoma" w:cs="Tahoma"/>
+                <w:b/>
+                <w:bCs/>
+                <w:sz w:val="16"/>
+                <w:szCs w:val="16"/>
+              </w:rPr>
+              <w:t>}</w:t>
             </w:r>
             <w:r>
               <w:rPr>
@@ -873,6 +1177,7 @@
               </w:rPr>
               <w:t xml:space="preserve">  </w:t>
             </w:r>
+            <w:proofErr w:type="gramEnd"/>
           </w:p>
         </w:tc>
       </w:tr>
@@ -909,7 +1214,29 @@
                 <w:sz w:val="16"/>
                 <w:szCs w:val="16"/>
               </w:rPr>
-              <w:t>In Words: {TotalInWords}</w:t>
+              <w:t>In Words: {</w:t>
+            </w:r>
+            <w:proofErr w:type="spellStart"/>
+            <w:r>
+              <w:rPr>
+                <w:rFonts w:ascii="Tahoma" w:eastAsia="Arial" w:hAnsi="Tahoma" w:cs="Tahoma"/>
+                <w:b/>
+                <w:bCs/>
+                <w:sz w:val="16"/>
+                <w:szCs w:val="16"/>
+              </w:rPr>
+              <w:t>TotalInWords</w:t>
+            </w:r>
+            <w:proofErr w:type="spellEnd"/>
+            <w:r>
+              <w:rPr>
+                <w:rFonts w:ascii="Tahoma" w:eastAsia="Arial" w:hAnsi="Tahoma" w:cs="Tahoma"/>
+                <w:b/>
+                <w:bCs/>
+                <w:sz w:val="16"/>
+                <w:szCs w:val="16"/>
+              </w:rPr>
+              <w:t>}</w:t>
             </w:r>
           </w:p>
           <w:p>
@@ -952,7 +1279,29 @@
                 <w:sz w:val="16"/>
                 <w:szCs w:val="16"/>
               </w:rPr>
-              <w:t>Total Amount: {GrandTotal}</w:t>
+              <w:t>Total Amount: {</w:t>
+            </w:r>
+            <w:proofErr w:type="spellStart"/>
+            <w:r>
+              <w:rPr>
+                <w:rFonts w:ascii="Tahoma" w:eastAsia="Arial" w:hAnsi="Tahoma" w:cs="Tahoma"/>
+                <w:b/>
+                <w:bCs/>
+                <w:sz w:val="16"/>
+                <w:szCs w:val="16"/>
+              </w:rPr>
+              <w:t>GrandTotal</w:t>
+            </w:r>
+            <w:proofErr w:type="spellEnd"/>
+            <w:r>
+              <w:rPr>
+                <w:rFonts w:ascii="Tahoma" w:eastAsia="Arial" w:hAnsi="Tahoma" w:cs="Tahoma"/>
+                <w:b/>
+                <w:bCs/>
+                <w:sz w:val="16"/>
+                <w:szCs w:val="16"/>
+              </w:rPr>
+              <w:t>}</w:t>
             </w:r>
           </w:p>
         </w:tc>
@@ -1057,7 +1406,7 @@
                 </mc:Choice>
                 <mc:Fallback>
                   <w:pict>
-                    <v:line w14:anchorId="5B9F0433" id="Straight Connector 9" o:spid="_x0000_s1026" style="position:absolute;flip:x;z-index:251672064;visibility:visible;mso-wrap-style:square;mso-width-percent:0;mso-height-percent:0;mso-wrap-distance-left:9pt;mso-wrap-distance-top:0;mso-wrap-distance-right:9pt;mso-wrap-distance-bottom:0;mso-position-horizontal:absolute;mso-position-horizontal-relative:text;mso-position-vertical:absolute;mso-position-vertical-relative:text;mso-width-percent:0;mso-height-percent:0;mso-width-relative:margin;mso-height-relative:margin" from="450.6pt,10.75pt" to="547.4pt,11.5pt" o:gfxdata="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" strokecolor="windowText" strokeweight=".5pt">
+                    <v:line w14:anchorId="7920DCC1" id="Straight Connector 9" o:spid="_x0000_s1026" style="position:absolute;flip:x;z-index:251672064;visibility:visible;mso-wrap-style:square;mso-width-percent:0;mso-height-percent:0;mso-wrap-distance-left:9pt;mso-wrap-distance-top:0;mso-wrap-distance-right:9pt;mso-wrap-distance-bottom:0;mso-position-horizontal:absolute;mso-position-horizontal-relative:text;mso-position-vertical:absolute;mso-position-vertical-relative:text;mso-width-percent:0;mso-height-percent:0;mso-width-relative:margin;mso-height-relative:margin" from="450.6pt,10.75pt" to="547.4pt,11.5pt" o:gfxdata="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" strokecolor="windowText" strokeweight=".5pt">
                       <v:stroke joinstyle="miter"/>
                     </v:line>
                   </w:pict>
@@ -1126,7 +1475,7 @@
                 </mc:Choice>
                 <mc:Fallback>
                   <w:pict>
-                    <v:line w14:anchorId="2AFB9EB0" id="Straight Connector 8" o:spid="_x0000_s1026" style="position:absolute;flip:x;z-index:251670016;visibility:visible;mso-wrap-style:square;mso-width-percent:0;mso-height-percent:0;mso-wrap-distance-left:9pt;mso-wrap-distance-top:0;mso-wrap-distance-right:9pt;mso-wrap-distance-bottom:0;mso-position-horizontal:absolute;mso-position-horizontal-relative:text;mso-position-vertical:absolute;mso-position-vertical-relative:text;mso-width-percent:0;mso-height-percent:0;mso-width-relative:margin;mso-height-relative:margin" from="218.7pt,11.5pt" to="328.25pt,11.5pt" o:gfxdata="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" strokecolor="windowText" strokeweight=".5pt">
+                    <v:line w14:anchorId="337F9799" id="Straight Connector 8" o:spid="_x0000_s1026" style="position:absolute;flip:x;z-index:251670016;visibility:visible;mso-wrap-style:square;mso-width-percent:0;mso-height-percent:0;mso-wrap-distance-left:9pt;mso-wrap-distance-top:0;mso-wrap-distance-right:9pt;mso-wrap-distance-bottom:0;mso-position-horizontal:absolute;mso-position-horizontal-relative:text;mso-position-vertical:absolute;mso-position-vertical-relative:text;mso-width-percent:0;mso-height-percent:0;mso-width-relative:margin;mso-height-relative:margin" from="218.7pt,11.5pt" to="328.25pt,11.5pt" o:gfxdata="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" strokecolor="windowText" strokeweight=".5pt">
                       <v:stroke joinstyle="miter"/>
                     </v:line>
                   </w:pict>
@@ -1195,7 +1544,7 @@
                 </mc:Choice>
                 <mc:Fallback>
                   <w:pict>
-                    <v:line w14:anchorId="51D0407F" id="Straight Connector 3" o:spid="_x0000_s1026" style="position:absolute;flip:x;z-index:251665920;visibility:visible;mso-wrap-style:square;mso-width-percent:0;mso-height-percent:0;mso-wrap-distance-left:9pt;mso-wrap-distance-top:0;mso-wrap-distance-right:9pt;mso-wrap-distance-bottom:0;mso-position-horizontal:absolute;mso-position-horizontal-relative:text;mso-position-vertical:absolute;mso-position-vertical-relative:text;mso-width-percent:0;mso-height-percent:0;mso-width-relative:margin;mso-height-relative:margin" from="2.7pt,11.5pt" to="112.25pt,11.5pt" o:gfxdata="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" strokecolor="windowText" strokeweight=".5pt">
+                    <v:line w14:anchorId="502735BB" id="Straight Connector 3" o:spid="_x0000_s1026" style="position:absolute;flip:x;z-index:251665920;visibility:visible;mso-wrap-style:square;mso-width-percent:0;mso-height-percent:0;mso-wrap-distance-left:9pt;mso-wrap-distance-top:0;mso-wrap-distance-right:9pt;mso-wrap-distance-bottom:0;mso-position-horizontal:absolute;mso-position-horizontal-relative:text;mso-position-vertical:absolute;mso-position-vertical-relative:text;mso-width-percent:0;mso-height-percent:0;mso-width-relative:margin;mso-height-relative:margin" from="2.7pt,11.5pt" to="112.25pt,11.5pt" o:gfxdata="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" strokecolor="windowText" strokeweight=".5pt">
                       <v:stroke joinstyle="miter"/>
                     </v:line>
                   </w:pict>
@@ -1205,6 +1554,8 @@
             <w:r>
               <w:t xml:space="preserve">           {</w:t>
             </w:r>
+            <w:proofErr w:type="spellStart"/>
+            <w:proofErr w:type="gramStart"/>
             <w:r>
               <w:rPr>
                 <w:rFonts w:ascii="Consolas" w:hAnsi="Consolas" w:cs="Consolas"/>
@@ -1214,6 +1565,7 @@
               </w:rPr>
               <w:t>AddedBy</w:t>
             </w:r>
+            <w:proofErr w:type="spellEnd"/>
             <w:r>
               <w:rPr>
                 <w:rFonts w:ascii="Tahoma" w:hAnsi="Tahoma" w:cs="Tahoma"/>
@@ -1243,8 +1595,9 @@
                 <w:sz w:val="16"/>
                 <w:szCs w:val="16"/>
               </w:rPr>
-              <w:t xml:space="preserve">                                                                       </w:t>
-            </w:r>
+              <w:t xml:space="preserve">  </w:t>
+            </w:r>
+            <w:proofErr w:type="gramEnd"/>
             <w:r>
               <w:rPr>
                 <w:rFonts w:ascii="Tahoma" w:eastAsia="Arial" w:hAnsi="Tahoma" w:cs="Tahoma"/>
@@ -1254,7 +1607,7 @@
                 <w:sz w:val="16"/>
                 <w:szCs w:val="16"/>
               </w:rPr>
-              <w:t xml:space="preserve"> </w:t>
+              <w:t xml:space="preserve">                                                                     </w:t>
             </w:r>
             <w:r>
               <w:rPr>
@@ -1265,6 +1618,17 @@
                 <w:sz w:val="16"/>
                 <w:szCs w:val="16"/>
               </w:rPr>
+              <w:t xml:space="preserve"> </w:t>
+            </w:r>
+            <w:r>
+              <w:rPr>
+                <w:rFonts w:ascii="Tahoma" w:eastAsia="Arial" w:hAnsi="Tahoma" w:cs="Tahoma"/>
+                <w:bCs/>
+                <w:noProof/>
+                <w:color w:val="000000"/>
+                <w:sz w:val="16"/>
+                <w:szCs w:val="16"/>
+              </w:rPr>
               <w:t>{</w:t>
             </w:r>
             <w:r>
@@ -1275,8 +1639,20 @@
                 <w:szCs w:val="16"/>
                 <w:highlight w:val="white"/>
               </w:rPr>
-              <w:t xml:space="preserve"> CheckedBy</w:t>
-            </w:r>
+              <w:t xml:space="preserve"> </w:t>
+            </w:r>
+            <w:proofErr w:type="spellStart"/>
+            <w:r>
+              <w:rPr>
+                <w:rFonts w:ascii="Tahoma" w:hAnsi="Tahoma" w:cs="Tahoma"/>
+                <w:color w:val="000000"/>
+                <w:sz w:val="16"/>
+                <w:szCs w:val="16"/>
+                <w:highlight w:val="white"/>
+              </w:rPr>
+              <w:t>CheckedBy</w:t>
+            </w:r>
+            <w:proofErr w:type="spellEnd"/>
             <w:r>
               <w:rPr>
                 <w:rFonts w:ascii="Tahoma" w:eastAsia="Arial" w:hAnsi="Tahoma" w:cs="Tahoma"/>
@@ -1296,8 +1672,20 @@
                 <w:szCs w:val="16"/>
                 <w:highlight w:val="white"/>
               </w:rPr>
-              <w:t xml:space="preserve"> AuthorizedBy</w:t>
-            </w:r>
+              <w:t xml:space="preserve"> </w:t>
+            </w:r>
+            <w:proofErr w:type="spellStart"/>
+            <w:r>
+              <w:rPr>
+                <w:rFonts w:ascii="Tahoma" w:hAnsi="Tahoma" w:cs="Tahoma"/>
+                <w:color w:val="000000"/>
+                <w:sz w:val="16"/>
+                <w:szCs w:val="16"/>
+                <w:highlight w:val="white"/>
+              </w:rPr>
+              <w:t>AuthorizedBy</w:t>
+            </w:r>
+            <w:proofErr w:type="spellEnd"/>
             <w:r>
               <w:rPr>
                 <w:rFonts w:ascii="Tahoma" w:hAnsi="Tahoma" w:cs="Tahoma"/>
@@ -1354,8 +1742,20 @@
                 <w:sz w:val="16"/>
                 <w:szCs w:val="16"/>
               </w:rPr>
-              <w:t xml:space="preserve"> Checked By</w:t>
-            </w:r>
+              <w:t xml:space="preserve"> Checked </w:t>
+            </w:r>
+            <w:proofErr w:type="gramStart"/>
+            <w:r>
+              <w:rPr>
+                <w:rFonts w:ascii="Tahoma" w:eastAsia="Arial" w:hAnsi="Tahoma" w:cs="Tahoma"/>
+                <w:b/>
+                <w:bCs/>
+                <w:sz w:val="16"/>
+                <w:szCs w:val="16"/>
+              </w:rPr>
+              <w:t>By</w:t>
+            </w:r>
+            <w:proofErr w:type="gramEnd"/>
             <w:r>
               <w:rPr>
                 <w:rFonts w:ascii="Tahoma" w:eastAsia="Arial" w:hAnsi="Tahoma" w:cs="Tahoma"/>
@@ -1513,7 +1913,115 @@
         <w:sz w:val="16"/>
         <w:szCs w:val="16"/>
       </w:rPr>
-      <w:t>Mouza: Depashai, U.P: Sombag, Kalampur, P.S: Dhamrai District: Dhaka, Bangladesh.Web: www.ocl-bd.com Phone: +8809612223355</w:t>
+      <w:t xml:space="preserve">Mouza: </w:t>
+    </w:r>
+    <w:proofErr w:type="spellStart"/>
+    <w:r>
+      <w:rPr>
+        <w:rFonts w:ascii="Tahoma" w:hAnsi="Tahoma" w:cs="Tahoma"/>
+        <w:sz w:val="16"/>
+        <w:szCs w:val="16"/>
+      </w:rPr>
+      <w:t>Depashai</w:t>
+    </w:r>
+    <w:proofErr w:type="spellEnd"/>
+    <w:r>
+      <w:rPr>
+        <w:rFonts w:ascii="Tahoma" w:hAnsi="Tahoma" w:cs="Tahoma"/>
+        <w:sz w:val="16"/>
+        <w:szCs w:val="16"/>
+      </w:rPr>
+      <w:t xml:space="preserve">, </w:t>
+    </w:r>
+    <w:proofErr w:type="gramStart"/>
+    <w:r>
+      <w:rPr>
+        <w:rFonts w:ascii="Tahoma" w:hAnsi="Tahoma" w:cs="Tahoma"/>
+        <w:sz w:val="16"/>
+        <w:szCs w:val="16"/>
+      </w:rPr>
+      <w:t>U.P</w:t>
+    </w:r>
+    <w:proofErr w:type="gramEnd"/>
+    <w:r>
+      <w:rPr>
+        <w:rFonts w:ascii="Tahoma" w:hAnsi="Tahoma" w:cs="Tahoma"/>
+        <w:sz w:val="16"/>
+        <w:szCs w:val="16"/>
+      </w:rPr>
+      <w:t xml:space="preserve">: </w:t>
+    </w:r>
+    <w:proofErr w:type="spellStart"/>
+    <w:r>
+      <w:rPr>
+        <w:rFonts w:ascii="Tahoma" w:hAnsi="Tahoma" w:cs="Tahoma"/>
+        <w:sz w:val="16"/>
+        <w:szCs w:val="16"/>
+      </w:rPr>
+      <w:t>Sombag</w:t>
+    </w:r>
+    <w:proofErr w:type="spellEnd"/>
+    <w:r>
+      <w:rPr>
+        <w:rFonts w:ascii="Tahoma" w:hAnsi="Tahoma" w:cs="Tahoma"/>
+        <w:sz w:val="16"/>
+        <w:szCs w:val="16"/>
+      </w:rPr>
+      <w:t xml:space="preserve">, </w:t>
+    </w:r>
+    <w:proofErr w:type="spellStart"/>
+    <w:r>
+      <w:rPr>
+        <w:rFonts w:ascii="Tahoma" w:hAnsi="Tahoma" w:cs="Tahoma"/>
+        <w:sz w:val="16"/>
+        <w:szCs w:val="16"/>
+      </w:rPr>
+      <w:t>Kalampur</w:t>
+    </w:r>
+    <w:proofErr w:type="spellEnd"/>
+    <w:r>
+      <w:rPr>
+        <w:rFonts w:ascii="Tahoma" w:hAnsi="Tahoma" w:cs="Tahoma"/>
+        <w:sz w:val="16"/>
+        <w:szCs w:val="16"/>
+      </w:rPr>
+      <w:t xml:space="preserve">, P.S: </w:t>
+    </w:r>
+    <w:proofErr w:type="spellStart"/>
+    <w:r>
+      <w:rPr>
+        <w:rFonts w:ascii="Tahoma" w:hAnsi="Tahoma" w:cs="Tahoma"/>
+        <w:sz w:val="16"/>
+        <w:szCs w:val="16"/>
+      </w:rPr>
+      <w:t>Dhamrai</w:t>
+    </w:r>
+    <w:proofErr w:type="spellEnd"/>
+    <w:r>
+      <w:rPr>
+        <w:rFonts w:ascii="Tahoma" w:hAnsi="Tahoma" w:cs="Tahoma"/>
+        <w:sz w:val="16"/>
+        <w:szCs w:val="16"/>
+      </w:rPr>
+      <w:t xml:space="preserve"> District: Dhaka, </w:t>
+    </w:r>
+    <w:proofErr w:type="spellStart"/>
+    <w:r>
+      <w:rPr>
+        <w:rFonts w:ascii="Tahoma" w:hAnsi="Tahoma" w:cs="Tahoma"/>
+        <w:sz w:val="16"/>
+        <w:szCs w:val="16"/>
+      </w:rPr>
+      <w:t>Bangladesh.Web</w:t>
+    </w:r>
+    <w:proofErr w:type="spellEnd"/>
+    <w:r>
+      <w:rPr>
+        <w:rFonts w:ascii="Tahoma" w:hAnsi="Tahoma" w:cs="Tahoma"/>
+        <w:sz w:val="16"/>
+        <w:szCs w:val="16"/>
+      </w:rPr>
+      <w:t>: www.ocl-bd.com Phone: +8809612223355</w:t>
     </w:r>
   </w:p>
 </w:ftr>
@@ -1625,7 +2133,97 @@
                               <w:sz w:val="16"/>
                               <w:szCs w:val="16"/>
                             </w:rPr>
-                            <w:t xml:space="preserve">Mouza: Depashai, U.P: Sombag, Kalampur, P.S: Dhamrai District: </w:t>
+                            <w:t xml:space="preserve">Mouza: </w:t>
+                          </w:r>
+                          <w:proofErr w:type="spellStart"/>
+                          <w:r>
+                            <w:rPr>
+                              <w:rFonts w:ascii="Tahoma" w:hAnsi="Tahoma" w:cs="Tahoma"/>
+                              <w:sz w:val="16"/>
+                              <w:szCs w:val="16"/>
+                            </w:rPr>
+                            <w:t>Depashai</w:t>
+                          </w:r>
+                          <w:proofErr w:type="spellEnd"/>
+                          <w:r>
+                            <w:rPr>
+                              <w:rFonts w:ascii="Tahoma" w:hAnsi="Tahoma" w:cs="Tahoma"/>
+                              <w:sz w:val="16"/>
+                              <w:szCs w:val="16"/>
+                            </w:rPr>
+                            <w:t xml:space="preserve">, </w:t>
+                          </w:r>
+                          <w:proofErr w:type="gramStart"/>
+                          <w:r>
+                            <w:rPr>
+                              <w:rFonts w:ascii="Tahoma" w:hAnsi="Tahoma" w:cs="Tahoma"/>
+                              <w:sz w:val="16"/>
+                              <w:szCs w:val="16"/>
+                            </w:rPr>
+                            <w:t>U.P</w:t>
+                          </w:r>
+                          <w:proofErr w:type="gramEnd"/>
+                          <w:r>
+                            <w:rPr>
+                              <w:rFonts w:ascii="Tahoma" w:hAnsi="Tahoma" w:cs="Tahoma"/>
+                              <w:sz w:val="16"/>
+                              <w:szCs w:val="16"/>
+                            </w:rPr>
+                            <w:t xml:space="preserve">: </w:t>
+                          </w:r>
+                          <w:proofErr w:type="spellStart"/>
+                          <w:r>
+                            <w:rPr>
+                              <w:rFonts w:ascii="Tahoma" w:hAnsi="Tahoma" w:cs="Tahoma"/>
+                              <w:sz w:val="16"/>
+                              <w:szCs w:val="16"/>
+                            </w:rPr>
+                            <w:t>Sombag</w:t>
+                          </w:r>
+                          <w:proofErr w:type="spellEnd"/>
+                          <w:r>
+                            <w:rPr>
+                              <w:rFonts w:ascii="Tahoma" w:hAnsi="Tahoma" w:cs="Tahoma"/>
+                              <w:sz w:val="16"/>
+                              <w:szCs w:val="16"/>
+                            </w:rPr>
+                            <w:t xml:space="preserve">, </w:t>
+                          </w:r>
+                          <w:proofErr w:type="spellStart"/>
+                          <w:r>
+                            <w:rPr>
+                              <w:rFonts w:ascii="Tahoma" w:hAnsi="Tahoma" w:cs="Tahoma"/>
+                              <w:sz w:val="16"/>
+                              <w:szCs w:val="16"/>
+                            </w:rPr>
+                            <w:t>Kalampur</w:t>
+                          </w:r>
+                          <w:proofErr w:type="spellEnd"/>
+                          <w:r>
+                            <w:rPr>
+                              <w:rFonts w:ascii="Tahoma" w:hAnsi="Tahoma" w:cs="Tahoma"/>
+                              <w:sz w:val="16"/>
+                              <w:szCs w:val="16"/>
+                            </w:rPr>
+                            <w:t xml:space="preserve">, P.S: </w:t>
+                          </w:r>
+                          <w:proofErr w:type="spellStart"/>
+                          <w:r>
+                            <w:rPr>
+                              <w:rFonts w:ascii="Tahoma" w:hAnsi="Tahoma" w:cs="Tahoma"/>
+                              <w:sz w:val="16"/>
+                              <w:szCs w:val="16"/>
+                            </w:rPr>
+                            <w:t>Dhamrai</w:t>
+                          </w:r>
+                          <w:proofErr w:type="spellEnd"/>
+                          <w:r>
+                            <w:rPr>
+                              <w:rFonts w:ascii="Tahoma" w:hAnsi="Tahoma" w:cs="Tahoma"/>
+                              <w:sz w:val="16"/>
+                              <w:szCs w:val="16"/>
+                            </w:rPr>
+                            <w:t xml:space="preserve"> District: </w:t>
                           </w:r>
                           <w:r>
                             <w:rPr>
@@ -1641,7 +2239,25 @@
                               <w:sz w:val="16"/>
                               <w:szCs w:val="16"/>
                             </w:rPr>
-                            <w:t>Dhaka, Bangladesh.Web: www.ocl-bd.com Phone: +8809612223355</w:t>
+                            <w:t xml:space="preserve">Dhaka, </w:t>
+                          </w:r>
+                          <w:proofErr w:type="spellStart"/>
+                          <w:r>
+                            <w:rPr>
+                              <w:rFonts w:ascii="Tahoma" w:hAnsi="Tahoma" w:cs="Tahoma"/>
+                              <w:sz w:val="16"/>
+                              <w:szCs w:val="16"/>
+                            </w:rPr>
+                            <w:t>Bangladesh.Web</w:t>
+                          </w:r>
+                          <w:proofErr w:type="spellEnd"/>
+                          <w:r>
+                            <w:rPr>
+                              <w:rFonts w:ascii="Tahoma" w:hAnsi="Tahoma" w:cs="Tahoma"/>
+                              <w:sz w:val="16"/>
+                              <w:szCs w:val="16"/>
+                            </w:rPr>
+                            <w:t>: www.ocl-bd.com Phone: +8809612223355</w:t>
                           </w:r>
                         </w:p>
                       </w:txbxContent>
@@ -1684,7 +2300,97 @@
                         <w:sz w:val="16"/>
                         <w:szCs w:val="16"/>
                       </w:rPr>
-                      <w:t xml:space="preserve">Mouza: Depashai, U.P: Sombag, Kalampur, P.S: Dhamrai District: </w:t>
+                      <w:t xml:space="preserve">Mouza: </w:t>
+                    </w:r>
+                    <w:proofErr w:type="spellStart"/>
+                    <w:r>
+                      <w:rPr>
+                        <w:rFonts w:ascii="Tahoma" w:hAnsi="Tahoma" w:cs="Tahoma"/>
+                        <w:sz w:val="16"/>
+                        <w:szCs w:val="16"/>
+                      </w:rPr>
+                      <w:t>Depashai</w:t>
+                    </w:r>
+                    <w:proofErr w:type="spellEnd"/>
+                    <w:r>
+                      <w:rPr>
+                        <w:rFonts w:ascii="Tahoma" w:hAnsi="Tahoma" w:cs="Tahoma"/>
+                        <w:sz w:val="16"/>
+                        <w:szCs w:val="16"/>
+                      </w:rPr>
+                      <w:t xml:space="preserve">, </w:t>
+                    </w:r>
+                    <w:proofErr w:type="gramStart"/>
+                    <w:r>
+                      <w:rPr>
+                        <w:rFonts w:ascii="Tahoma" w:hAnsi="Tahoma" w:cs="Tahoma"/>
+                        <w:sz w:val="16"/>
+                        <w:szCs w:val="16"/>
+                      </w:rPr>
+                      <w:t>U.P</w:t>
+                    </w:r>
+                    <w:proofErr w:type="gramEnd"/>
+                    <w:r>
+                      <w:rPr>
+                        <w:rFonts w:ascii="Tahoma" w:hAnsi="Tahoma" w:cs="Tahoma"/>
+                        <w:sz w:val="16"/>
+                        <w:szCs w:val="16"/>
+                      </w:rPr>
+                      <w:t xml:space="preserve">: </w:t>
+                    </w:r>
+                    <w:proofErr w:type="spellStart"/>
+                    <w:r>
+                      <w:rPr>
+                        <w:rFonts w:ascii="Tahoma" w:hAnsi="Tahoma" w:cs="Tahoma"/>
+                        <w:sz w:val="16"/>
+                        <w:szCs w:val="16"/>
+                      </w:rPr>
+                      <w:t>Sombag</w:t>
+                    </w:r>
+                    <w:proofErr w:type="spellEnd"/>
+                    <w:r>
+                      <w:rPr>
+                        <w:rFonts w:ascii="Tahoma" w:hAnsi="Tahoma" w:cs="Tahoma"/>
+                        <w:sz w:val="16"/>
+                        <w:szCs w:val="16"/>
+                      </w:rPr>
+                      <w:t xml:space="preserve">, </w:t>
+                    </w:r>
+                    <w:proofErr w:type="spellStart"/>
+                    <w:r>
+                      <w:rPr>
+                        <w:rFonts w:ascii="Tahoma" w:hAnsi="Tahoma" w:cs="Tahoma"/>
+                        <w:sz w:val="16"/>
+                        <w:szCs w:val="16"/>
+                      </w:rPr>
+                      <w:t>Kalampur</w:t>
+                    </w:r>
+                    <w:proofErr w:type="spellEnd"/>
+                    <w:r>
+                      <w:rPr>
+                        <w:rFonts w:ascii="Tahoma" w:hAnsi="Tahoma" w:cs="Tahoma"/>
+                        <w:sz w:val="16"/>
+                        <w:szCs w:val="16"/>
+                      </w:rPr>
+                      <w:t xml:space="preserve">, P.S: </w:t>
+                    </w:r>
+                    <w:proofErr w:type="spellStart"/>
+                    <w:r>
+                      <w:rPr>
+                        <w:rFonts w:ascii="Tahoma" w:hAnsi="Tahoma" w:cs="Tahoma"/>
+                        <w:sz w:val="16"/>
+                        <w:szCs w:val="16"/>
+                      </w:rPr>
+                      <w:t>Dhamrai</w:t>
+                    </w:r>
+                    <w:proofErr w:type="spellEnd"/>
+                    <w:r>
+                      <w:rPr>
+                        <w:rFonts w:ascii="Tahoma" w:hAnsi="Tahoma" w:cs="Tahoma"/>
+                        <w:sz w:val="16"/>
+                        <w:szCs w:val="16"/>
+                      </w:rPr>
+                      <w:t xml:space="preserve"> District: </w:t>
                     </w:r>
                     <w:r>
                       <w:rPr>
@@ -1700,7 +2406,25 @@
                         <w:sz w:val="16"/>
                         <w:szCs w:val="16"/>
                       </w:rPr>
-                      <w:t>Dhaka, Bangladesh.Web: www.ocl-bd.com Phone: +8809612223355</w:t>
+                      <w:t xml:space="preserve">Dhaka, </w:t>
+                    </w:r>
+                    <w:proofErr w:type="spellStart"/>
+                    <w:r>
+                      <w:rPr>
+                        <w:rFonts w:ascii="Tahoma" w:hAnsi="Tahoma" w:cs="Tahoma"/>
+                        <w:sz w:val="16"/>
+                        <w:szCs w:val="16"/>
+                      </w:rPr>
+                      <w:t>Bangladesh.Web</w:t>
+                    </w:r>
+                    <w:proofErr w:type="spellEnd"/>
+                    <w:r>
+                      <w:rPr>
+                        <w:rFonts w:ascii="Tahoma" w:hAnsi="Tahoma" w:cs="Tahoma"/>
+                        <w:sz w:val="16"/>
+                        <w:szCs w:val="16"/>
+                      </w:rPr>
+                      <w:t>: www.ocl-bd.com Phone: +8809612223355</w:t>
                     </w:r>
                   </w:p>
                 </w:txbxContent>

--- a/APLOS/POPResources/Templates/FixedAssetDisposed20171.docx
+++ b/APLOS/POPResources/Templates/FixedAssetDisposed20171.docx
@@ -280,9 +280,8 @@
                 <w:sz w:val="16"/>
                 <w:szCs w:val="16"/>
               </w:rPr>
-              <w:t xml:space="preserve">   </w:t>
-            </w:r>
-            <w:proofErr w:type="gramStart"/>
+              <w:t xml:space="preserve">    </w:t>
+            </w:r>
             <w:r>
               <w:rPr>
                 <w:rFonts w:ascii="Tahoma" w:hAnsi="Tahoma" w:cs="Tahoma"/>
@@ -299,18 +298,8 @@
                 <w:sz w:val="16"/>
                 <w:szCs w:val="16"/>
               </w:rPr>
-              <w:t xml:space="preserve"> </w:t>
-            </w:r>
-            <w:r>
-              <w:rPr>
-                <w:rFonts w:ascii="Tahoma" w:hAnsi="Tahoma" w:cs="Tahoma"/>
-                <w:b/>
-                <w:sz w:val="16"/>
-                <w:szCs w:val="16"/>
-              </w:rPr>
               <w:t>:</w:t>
             </w:r>
-            <w:proofErr w:type="gramEnd"/>
             <w:r>
               <w:rPr>
                 <w:rFonts w:ascii="Tahoma" w:hAnsi="Tahoma" w:cs="Tahoma"/>
@@ -375,9 +364,8 @@
                 <w:sz w:val="16"/>
                 <w:szCs w:val="16"/>
               </w:rPr>
-              <w:t xml:space="preserve">  </w:t>
-            </w:r>
-            <w:proofErr w:type="gramStart"/>
+              <w:t xml:space="preserve">   </w:t>
+            </w:r>
             <w:r>
               <w:rPr>
                 <w:rFonts w:ascii="Tahoma" w:eastAsia="Arial" w:hAnsi="Tahoma" w:cs="Tahoma"/>
@@ -396,28 +384,7 @@
                 <w:sz w:val="16"/>
                 <w:szCs w:val="16"/>
               </w:rPr>
-              <w:t xml:space="preserve"> </w:t>
-            </w:r>
-            <w:r>
-              <w:rPr>
-                <w:rFonts w:ascii="Tahoma" w:eastAsia="Arial" w:hAnsi="Tahoma" w:cs="Tahoma"/>
-                <w:b/>
-                <w:bCs/>
-                <w:sz w:val="16"/>
-                <w:szCs w:val="16"/>
-              </w:rPr>
-              <w:t>:</w:t>
-            </w:r>
-            <w:proofErr w:type="gramEnd"/>
-            <w:r>
-              <w:rPr>
-                <w:rFonts w:ascii="Tahoma" w:eastAsia="Arial" w:hAnsi="Tahoma" w:cs="Tahoma"/>
-                <w:b/>
-                <w:bCs/>
-                <w:sz w:val="16"/>
-                <w:szCs w:val="16"/>
-              </w:rPr>
-              <w:t xml:space="preserve"> </w:t>
+              <w:t xml:space="preserve">: </w:t>
             </w:r>
             <w:r>
               <w:rPr>
@@ -498,18 +465,7 @@
                 <w:sz w:val="16"/>
                 <w:szCs w:val="16"/>
               </w:rPr>
-              <w:t xml:space="preserve">Status    </w:t>
-            </w:r>
-            <w:proofErr w:type="gramStart"/>
-            <w:r>
-              <w:rPr>
-                <w:rFonts w:ascii="Tahoma" w:eastAsia="Arial" w:hAnsi="Tahoma" w:cs="Tahoma"/>
-                <w:b/>
-                <w:bCs/>
-                <w:sz w:val="16"/>
-                <w:szCs w:val="16"/>
-              </w:rPr>
-              <w:t xml:space="preserve">  </w:t>
+              <w:t xml:space="preserve">Status      </w:t>
             </w:r>
             <w:r>
               <w:rPr>
@@ -521,7 +477,6 @@
               </w:rPr>
               <w:t>:</w:t>
             </w:r>
-            <w:proofErr w:type="gramEnd"/>
             <w:r>
               <w:rPr>
                 <w:rFonts w:ascii="Tahoma" w:eastAsia="Arial" w:hAnsi="Tahoma" w:cs="Tahoma"/>
@@ -568,7 +523,6 @@
                 <w:szCs w:val="16"/>
               </w:rPr>
             </w:pPr>
-            <w:proofErr w:type="gramStart"/>
             <w:r>
               <w:rPr>
                 <w:rFonts w:ascii="Tahoma" w:hAnsi="Tahoma" w:cs="Tahoma"/>
@@ -587,18 +541,7 @@
                 <w:sz w:val="16"/>
                 <w:szCs w:val="16"/>
               </w:rPr>
-              <w:t>:</w:t>
-            </w:r>
-            <w:proofErr w:type="gramEnd"/>
-            <w:r>
-              <w:rPr>
-                <w:rFonts w:ascii="Tahoma" w:eastAsia="Arial" w:hAnsi="Tahoma" w:cs="Tahoma"/>
-                <w:b/>
-                <w:bCs/>
-                <w:sz w:val="16"/>
-                <w:szCs w:val="16"/>
-              </w:rPr>
-              <w:t xml:space="preserve"> </w:t>
+              <w:t xml:space="preserve">: </w:t>
             </w:r>
             <w:r>
               <w:rPr>
@@ -661,39 +604,17 @@
                 <w:sz w:val="16"/>
                 <w:szCs w:val="16"/>
               </w:rPr>
-              <w:t xml:space="preserve">       </w:t>
-            </w:r>
-            <w:proofErr w:type="gramStart"/>
-            <w:r>
-              <w:rPr>
-                <w:rFonts w:ascii="Tahoma" w:eastAsia="Arial" w:hAnsi="Tahoma" w:cs="Tahoma"/>
-                <w:b/>
-                <w:bCs/>
-                <w:sz w:val="16"/>
-                <w:szCs w:val="16"/>
-              </w:rPr>
-              <w:t xml:space="preserve">  </w:t>
-            </w:r>
-            <w:r>
-              <w:rPr>
-                <w:rFonts w:ascii="Tahoma" w:eastAsia="Arial" w:hAnsi="Tahoma" w:cs="Tahoma"/>
-                <w:b/>
-                <w:bCs/>
-                <w:sz w:val="16"/>
-                <w:szCs w:val="16"/>
-              </w:rPr>
-              <w:t>:</w:t>
-            </w:r>
-            <w:proofErr w:type="gramEnd"/>
-            <w:r>
-              <w:rPr>
-                <w:rFonts w:ascii="Tahoma" w:eastAsia="Arial" w:hAnsi="Tahoma" w:cs="Tahoma"/>
-                <w:b/>
-                <w:bCs/>
-                <w:sz w:val="16"/>
-                <w:szCs w:val="16"/>
-              </w:rPr>
-              <w:t xml:space="preserve"> {</w:t>
+              <w:t xml:space="preserve">         </w:t>
+            </w:r>
+            <w:r>
+              <w:rPr>
+                <w:rFonts w:ascii="Tahoma" w:eastAsia="Arial" w:hAnsi="Tahoma" w:cs="Tahoma"/>
+                <w:b/>
+                <w:bCs/>
+                <w:sz w:val="16"/>
+                <w:szCs w:val="16"/>
+              </w:rPr>
+              <w:t>: {</w:t>
             </w:r>
             <w:r>
               <w:rPr>
@@ -732,29 +653,17 @@
                 <w:sz w:val="16"/>
                 <w:szCs w:val="16"/>
               </w:rPr>
-              <w:t xml:space="preserve">Currency </w:t>
-            </w:r>
-            <w:proofErr w:type="gramStart"/>
-            <w:r>
-              <w:rPr>
-                <w:rFonts w:ascii="Tahoma" w:eastAsia="Arial" w:hAnsi="Tahoma" w:cs="Tahoma"/>
-                <w:b/>
-                <w:bCs/>
-                <w:sz w:val="16"/>
-                <w:szCs w:val="16"/>
-              </w:rPr>
-              <w:t>Rate  :</w:t>
-            </w:r>
-            <w:proofErr w:type="gramEnd"/>
-            <w:r>
-              <w:rPr>
-                <w:rFonts w:ascii="Tahoma" w:eastAsia="Arial" w:hAnsi="Tahoma" w:cs="Tahoma"/>
-                <w:b/>
-                <w:bCs/>
-                <w:sz w:val="16"/>
-                <w:szCs w:val="16"/>
-              </w:rPr>
-              <w:t xml:space="preserve"> {</w:t>
+              <w:t>Exchange</w:t>
+            </w:r>
+            <w:r>
+              <w:rPr>
+                <w:rFonts w:ascii="Tahoma" w:eastAsia="Arial" w:hAnsi="Tahoma" w:cs="Tahoma"/>
+                <w:b/>
+                <w:bCs/>
+                <w:sz w:val="16"/>
+                <w:szCs w:val="16"/>
+              </w:rPr>
+              <w:t xml:space="preserve"> Rate : {</w:t>
             </w:r>
             <w:proofErr w:type="spellStart"/>
             <w:r>
@@ -822,39 +731,17 @@
                 <w:sz w:val="16"/>
                 <w:szCs w:val="16"/>
               </w:rPr>
-              <w:t xml:space="preserve">  </w:t>
-            </w:r>
-            <w:proofErr w:type="gramStart"/>
-            <w:r>
-              <w:rPr>
-                <w:rFonts w:ascii="Tahoma" w:eastAsia="Arial" w:hAnsi="Tahoma" w:cs="Tahoma"/>
-                <w:b/>
-                <w:bCs/>
-                <w:sz w:val="16"/>
-                <w:szCs w:val="16"/>
-              </w:rPr>
-              <w:t xml:space="preserve">  </w:t>
-            </w:r>
-            <w:r>
-              <w:rPr>
-                <w:rFonts w:ascii="Tahoma" w:eastAsia="Arial" w:hAnsi="Tahoma" w:cs="Tahoma"/>
-                <w:b/>
-                <w:bCs/>
-                <w:sz w:val="16"/>
-                <w:szCs w:val="16"/>
-              </w:rPr>
-              <w:t>:</w:t>
-            </w:r>
-            <w:proofErr w:type="gramEnd"/>
-            <w:r>
-              <w:rPr>
-                <w:rFonts w:ascii="Tahoma" w:eastAsia="Arial" w:hAnsi="Tahoma" w:cs="Tahoma"/>
-                <w:b/>
-                <w:bCs/>
-                <w:sz w:val="16"/>
-                <w:szCs w:val="16"/>
-              </w:rPr>
-              <w:t xml:space="preserve">  </w:t>
+              <w:t xml:space="preserve">    </w:t>
+            </w:r>
+            <w:r>
+              <w:rPr>
+                <w:rFonts w:ascii="Tahoma" w:eastAsia="Arial" w:hAnsi="Tahoma" w:cs="Tahoma"/>
+                <w:b/>
+                <w:bCs/>
+                <w:sz w:val="16"/>
+                <w:szCs w:val="16"/>
+              </w:rPr>
+              <w:t xml:space="preserve">:  </w:t>
             </w:r>
             <w:r>
               <w:rPr>
@@ -896,27 +783,15 @@
                 <w:szCs w:val="16"/>
               </w:rPr>
             </w:pPr>
-            <w:proofErr w:type="gramStart"/>
-            <w:r>
-              <w:rPr>
-                <w:rFonts w:ascii="Tahoma" w:eastAsia="Arial" w:hAnsi="Tahoma" w:cs="Tahoma"/>
-                <w:b/>
-                <w:bCs/>
-                <w:sz w:val="16"/>
-                <w:szCs w:val="16"/>
-              </w:rPr>
-              <w:t>Address :</w:t>
-            </w:r>
-            <w:proofErr w:type="gramEnd"/>
-            <w:r>
-              <w:rPr>
-                <w:rFonts w:ascii="Tahoma" w:eastAsia="Arial" w:hAnsi="Tahoma" w:cs="Tahoma"/>
-                <w:b/>
-                <w:bCs/>
-                <w:sz w:val="16"/>
-                <w:szCs w:val="16"/>
-              </w:rPr>
-              <w:t xml:space="preserve"> {</w:t>
+            <w:r>
+              <w:rPr>
+                <w:rFonts w:ascii="Tahoma" w:eastAsia="Arial" w:hAnsi="Tahoma" w:cs="Tahoma"/>
+                <w:b/>
+                <w:bCs/>
+                <w:sz w:val="16"/>
+                <w:szCs w:val="16"/>
+              </w:rPr>
+              <w:t>Address : {</w:t>
             </w:r>
             <w:proofErr w:type="spellStart"/>
             <w:r>
@@ -967,18 +842,7 @@
                 <w:sz w:val="16"/>
                 <w:szCs w:val="16"/>
               </w:rPr>
-              <w:t xml:space="preserve">Ship </w:t>
-            </w:r>
-            <w:proofErr w:type="gramStart"/>
-            <w:r>
-              <w:rPr>
-                <w:rFonts w:ascii="Tahoma" w:eastAsia="Arial" w:hAnsi="Tahoma" w:cs="Tahoma"/>
-                <w:b/>
-                <w:bCs/>
-                <w:sz w:val="16"/>
-                <w:szCs w:val="16"/>
-              </w:rPr>
-              <w:t>To</w:t>
+              <w:t>Ship To</w:t>
             </w:r>
             <w:r>
               <w:rPr>
@@ -1008,18 +872,7 @@
                 <w:sz w:val="16"/>
                 <w:szCs w:val="16"/>
               </w:rPr>
-              <w:t>:</w:t>
-            </w:r>
-            <w:proofErr w:type="gramEnd"/>
-            <w:r>
-              <w:rPr>
-                <w:rFonts w:ascii="Tahoma" w:eastAsia="Arial" w:hAnsi="Tahoma" w:cs="Tahoma"/>
-                <w:b/>
-                <w:bCs/>
-                <w:sz w:val="16"/>
-                <w:szCs w:val="16"/>
-              </w:rPr>
-              <w:t xml:space="preserve"> {</w:t>
+              <w:t>: {</w:t>
             </w:r>
             <w:proofErr w:type="spellStart"/>
             <w:r>
@@ -1053,27 +906,15 @@
                 <w:szCs w:val="16"/>
               </w:rPr>
             </w:pPr>
-            <w:proofErr w:type="gramStart"/>
-            <w:r>
-              <w:rPr>
-                <w:rFonts w:ascii="Tahoma" w:eastAsia="Arial" w:hAnsi="Tahoma" w:cs="Tahoma"/>
-                <w:b/>
-                <w:bCs/>
-                <w:sz w:val="16"/>
-                <w:szCs w:val="16"/>
-              </w:rPr>
-              <w:t>Address :</w:t>
-            </w:r>
-            <w:proofErr w:type="gramEnd"/>
-            <w:r>
-              <w:rPr>
-                <w:rFonts w:ascii="Tahoma" w:eastAsia="Arial" w:hAnsi="Tahoma" w:cs="Tahoma"/>
-                <w:b/>
-                <w:bCs/>
-                <w:sz w:val="16"/>
-                <w:szCs w:val="16"/>
-              </w:rPr>
-              <w:t xml:space="preserve"> {</w:t>
+            <w:r>
+              <w:rPr>
+                <w:rFonts w:ascii="Tahoma" w:eastAsia="Arial" w:hAnsi="Tahoma" w:cs="Tahoma"/>
+                <w:b/>
+                <w:bCs/>
+                <w:sz w:val="16"/>
+                <w:szCs w:val="16"/>
+              </w:rPr>
+              <w:t>Address : {</w:t>
             </w:r>
             <w:proofErr w:type="spellStart"/>
             <w:r>
@@ -1135,7 +976,6 @@
               <w:t>{</w:t>
             </w:r>
             <w:proofErr w:type="spellStart"/>
-            <w:proofErr w:type="gramStart"/>
             <w:r>
               <w:rPr>
                 <w:rFonts w:ascii="Tahoma" w:eastAsia="Arial" w:hAnsi="Tahoma" w:cs="Tahoma"/>
@@ -1177,7 +1017,6 @@
               </w:rPr>
               <w:t xml:space="preserve">  </w:t>
             </w:r>
-            <w:proofErr w:type="gramEnd"/>
           </w:p>
         </w:tc>
       </w:tr>
@@ -1406,7 +1245,7 @@
                 </mc:Choice>
                 <mc:Fallback>
                   <w:pict>
-                    <v:line w14:anchorId="7920DCC1" id="Straight Connector 9" o:spid="_x0000_s1026" style="position:absolute;flip:x;z-index:251672064;visibility:visible;mso-wrap-style:square;mso-width-percent:0;mso-height-percent:0;mso-wrap-distance-left:9pt;mso-wrap-distance-top:0;mso-wrap-distance-right:9pt;mso-wrap-distance-bottom:0;mso-position-horizontal:absolute;mso-position-horizontal-relative:text;mso-position-vertical:absolute;mso-position-vertical-relative:text;mso-width-percent:0;mso-height-percent:0;mso-width-relative:margin;mso-height-relative:margin" from="450.6pt,10.75pt" to="547.4pt,11.5pt" o:gfxdata="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" strokecolor="windowText" strokeweight=".5pt">
+                    <v:line w14:anchorId="28062075" id="Straight Connector 9" o:spid="_x0000_s1026" style="position:absolute;flip:x;z-index:251672064;visibility:visible;mso-wrap-style:square;mso-width-percent:0;mso-height-percent:0;mso-wrap-distance-left:9pt;mso-wrap-distance-top:0;mso-wrap-distance-right:9pt;mso-wrap-distance-bottom:0;mso-position-horizontal:absolute;mso-position-horizontal-relative:text;mso-position-vertical:absolute;mso-position-vertical-relative:text;mso-width-percent:0;mso-height-percent:0;mso-width-relative:margin;mso-height-relative:margin" from="450.6pt,10.75pt" to="547.4pt,11.5pt" o:gfxdata="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" strokecolor="windowText" strokeweight=".5pt">
                       <v:stroke joinstyle="miter"/>
                     </v:line>
                   </w:pict>
@@ -1475,7 +1314,7 @@
                 </mc:Choice>
                 <mc:Fallback>
                   <w:pict>
-                    <v:line w14:anchorId="337F9799" id="Straight Connector 8" o:spid="_x0000_s1026" style="position:absolute;flip:x;z-index:251670016;visibility:visible;mso-wrap-style:square;mso-width-percent:0;mso-height-percent:0;mso-wrap-distance-left:9pt;mso-wrap-distance-top:0;mso-wrap-distance-right:9pt;mso-wrap-distance-bottom:0;mso-position-horizontal:absolute;mso-position-horizontal-relative:text;mso-position-vertical:absolute;mso-position-vertical-relative:text;mso-width-percent:0;mso-height-percent:0;mso-width-relative:margin;mso-height-relative:margin" from="218.7pt,11.5pt" to="328.25pt,11.5pt" o:gfxdata="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" strokecolor="windowText" strokeweight=".5pt">
+                    <v:line w14:anchorId="0219324A" id="Straight Connector 8" o:spid="_x0000_s1026" style="position:absolute;flip:x;z-index:251670016;visibility:visible;mso-wrap-style:square;mso-width-percent:0;mso-height-percent:0;mso-wrap-distance-left:9pt;mso-wrap-distance-top:0;mso-wrap-distance-right:9pt;mso-wrap-distance-bottom:0;mso-position-horizontal:absolute;mso-position-horizontal-relative:text;mso-position-vertical:absolute;mso-position-vertical-relative:text;mso-width-percent:0;mso-height-percent:0;mso-width-relative:margin;mso-height-relative:margin" from="218.7pt,11.5pt" to="328.25pt,11.5pt" o:gfxdata="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" strokecolor="windowText" strokeweight=".5pt">
                       <v:stroke joinstyle="miter"/>
                     </v:line>
                   </w:pict>
@@ -1544,7 +1383,7 @@
                 </mc:Choice>
                 <mc:Fallback>
                   <w:pict>
-                    <v:line w14:anchorId="502735BB" id="Straight Connector 3" o:spid="_x0000_s1026" style="position:absolute;flip:x;z-index:251665920;visibility:visible;mso-wrap-style:square;mso-width-percent:0;mso-height-percent:0;mso-wrap-distance-left:9pt;mso-wrap-distance-top:0;mso-wrap-distance-right:9pt;mso-wrap-distance-bottom:0;mso-position-horizontal:absolute;mso-position-horizontal-relative:text;mso-position-vertical:absolute;mso-position-vertical-relative:text;mso-width-percent:0;mso-height-percent:0;mso-width-relative:margin;mso-height-relative:margin" from="2.7pt,11.5pt" to="112.25pt,11.5pt" o:gfxdata="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" strokecolor="windowText" strokeweight=".5pt">
+                    <v:line w14:anchorId="24D5C6CD" id="Straight Connector 3" o:spid="_x0000_s1026" style="position:absolute;flip:x;z-index:251665920;visibility:visible;mso-wrap-style:square;mso-width-percent:0;mso-height-percent:0;mso-wrap-distance-left:9pt;mso-wrap-distance-top:0;mso-wrap-distance-right:9pt;mso-wrap-distance-bottom:0;mso-position-horizontal:absolute;mso-position-horizontal-relative:text;mso-position-vertical:absolute;mso-position-vertical-relative:text;mso-width-percent:0;mso-height-percent:0;mso-width-relative:margin;mso-height-relative:margin" from="2.7pt,11.5pt" to="112.25pt,11.5pt" o:gfxdata="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" strokecolor="windowText" strokeweight=".5pt">
                       <v:stroke joinstyle="miter"/>
                     </v:line>
                   </w:pict>
@@ -1555,7 +1394,6 @@
               <w:t xml:space="preserve">           {</w:t>
             </w:r>
             <w:proofErr w:type="spellStart"/>
-            <w:proofErr w:type="gramStart"/>
             <w:r>
               <w:rPr>
                 <w:rFonts w:ascii="Consolas" w:hAnsi="Consolas" w:cs="Consolas"/>
@@ -1595,19 +1433,7 @@
                 <w:sz w:val="16"/>
                 <w:szCs w:val="16"/>
               </w:rPr>
-              <w:t xml:space="preserve">  </w:t>
-            </w:r>
-            <w:proofErr w:type="gramEnd"/>
-            <w:r>
-              <w:rPr>
-                <w:rFonts w:ascii="Tahoma" w:eastAsia="Arial" w:hAnsi="Tahoma" w:cs="Tahoma"/>
-                <w:bCs/>
-                <w:noProof/>
-                <w:color w:val="000000"/>
-                <w:sz w:val="16"/>
-                <w:szCs w:val="16"/>
-              </w:rPr>
-              <w:t xml:space="preserve">                                                                     </w:t>
+              <w:t xml:space="preserve">                                                                       </w:t>
             </w:r>
             <w:r>
               <w:rPr>
@@ -1742,20 +1568,8 @@
                 <w:sz w:val="16"/>
                 <w:szCs w:val="16"/>
               </w:rPr>
-              <w:t xml:space="preserve"> Checked </w:t>
-            </w:r>
-            <w:proofErr w:type="gramStart"/>
-            <w:r>
-              <w:rPr>
-                <w:rFonts w:ascii="Tahoma" w:eastAsia="Arial" w:hAnsi="Tahoma" w:cs="Tahoma"/>
-                <w:b/>
-                <w:bCs/>
-                <w:sz w:val="16"/>
-                <w:szCs w:val="16"/>
-              </w:rPr>
-              <w:t>By</w:t>
-            </w:r>
-            <w:proofErr w:type="gramEnd"/>
+              <w:t xml:space="preserve"> Checked By</w:t>
+            </w:r>
             <w:r>
               <w:rPr>
                 <w:rFonts w:ascii="Tahoma" w:eastAsia="Arial" w:hAnsi="Tahoma" w:cs="Tahoma"/>
@@ -1931,25 +1745,7 @@
         <w:sz w:val="16"/>
         <w:szCs w:val="16"/>
       </w:rPr>
-      <w:t xml:space="preserve">, </w:t>
-    </w:r>
-    <w:proofErr w:type="gramStart"/>
-    <w:r>
-      <w:rPr>
-        <w:rFonts w:ascii="Tahoma" w:hAnsi="Tahoma" w:cs="Tahoma"/>
-        <w:sz w:val="16"/>
-        <w:szCs w:val="16"/>
-      </w:rPr>
-      <w:t>U.P</w:t>
-    </w:r>
-    <w:proofErr w:type="gramEnd"/>
-    <w:r>
-      <w:rPr>
-        <w:rFonts w:ascii="Tahoma" w:hAnsi="Tahoma" w:cs="Tahoma"/>
-        <w:sz w:val="16"/>
-        <w:szCs w:val="16"/>
-      </w:rPr>
-      <w:t xml:space="preserve">: </w:t>
+      <w:t xml:space="preserve">, U.P: </w:t>
     </w:r>
     <w:proofErr w:type="spellStart"/>
     <w:r>
@@ -2151,25 +1947,7 @@
                               <w:sz w:val="16"/>
                               <w:szCs w:val="16"/>
                             </w:rPr>
-                            <w:t xml:space="preserve">, </w:t>
-                          </w:r>
-                          <w:proofErr w:type="gramStart"/>
-                          <w:r>
-                            <w:rPr>
-                              <w:rFonts w:ascii="Tahoma" w:hAnsi="Tahoma" w:cs="Tahoma"/>
-                              <w:sz w:val="16"/>
-                              <w:szCs w:val="16"/>
-                            </w:rPr>
-                            <w:t>U.P</w:t>
-                          </w:r>
-                          <w:proofErr w:type="gramEnd"/>
-                          <w:r>
-                            <w:rPr>
-                              <w:rFonts w:ascii="Tahoma" w:hAnsi="Tahoma" w:cs="Tahoma"/>
-                              <w:sz w:val="16"/>
-                              <w:szCs w:val="16"/>
-                            </w:rPr>
-                            <w:t xml:space="preserve">: </w:t>
+                            <w:t xml:space="preserve">, U.P: </w:t>
                           </w:r>
                           <w:proofErr w:type="spellStart"/>
                           <w:r>
@@ -2318,25 +2096,7 @@
                         <w:sz w:val="16"/>
                         <w:szCs w:val="16"/>
                       </w:rPr>
-                      <w:t xml:space="preserve">, </w:t>
-                    </w:r>
-                    <w:proofErr w:type="gramStart"/>
-                    <w:r>
-                      <w:rPr>
-                        <w:rFonts w:ascii="Tahoma" w:hAnsi="Tahoma" w:cs="Tahoma"/>
-                        <w:sz w:val="16"/>
-                        <w:szCs w:val="16"/>
-                      </w:rPr>
-                      <w:t>U.P</w:t>
-                    </w:r>
-                    <w:proofErr w:type="gramEnd"/>
-                    <w:r>
-                      <w:rPr>
-                        <w:rFonts w:ascii="Tahoma" w:hAnsi="Tahoma" w:cs="Tahoma"/>
-                        <w:sz w:val="16"/>
-                        <w:szCs w:val="16"/>
-                      </w:rPr>
-                      <w:t xml:space="preserve">: </w:t>
+                      <w:t xml:space="preserve">, U.P: </w:t>
                     </w:r>
                     <w:proofErr w:type="spellStart"/>
                     <w:r>

--- a/APLOS/POPResources/Templates/FixedAssetDisposed20171.docx
+++ b/APLOS/POPResources/Templates/FixedAssetDisposed20171.docx
@@ -23,16 +23,16 @@
         <mc:AlternateContent>
           <mc:Choice Requires="wps">
             <w:drawing>
-              <wp:anchor distT="45720" distB="45720" distL="114300" distR="114300" simplePos="0" relativeHeight="251663872" behindDoc="0" locked="0" layoutInCell="1" allowOverlap="1" wp14:anchorId="4A66F1F5" wp14:editId="03AE20C4">
+              <wp:anchor distT="45720" distB="45720" distL="114300" distR="114300" simplePos="0" relativeHeight="251663872" behindDoc="0" locked="0" layoutInCell="1" allowOverlap="1" wp14:anchorId="4A66F1F5" wp14:editId="14757E3C">
                 <wp:simplePos x="0" y="0"/>
                 <wp:positionH relativeFrom="margin">
-                  <wp:posOffset>2246630</wp:posOffset>
+                  <wp:posOffset>2076450</wp:posOffset>
                 </wp:positionH>
                 <wp:positionV relativeFrom="paragraph">
-                  <wp:posOffset>69215</wp:posOffset>
+                  <wp:posOffset>19050</wp:posOffset>
                 </wp:positionV>
-                <wp:extent cx="2743200" cy="254635"/>
-                <wp:effectExtent l="0" t="0" r="0" b="0"/>
+                <wp:extent cx="3028950" cy="302260"/>
+                <wp:effectExtent l="0" t="0" r="0" b="2540"/>
                 <wp:wrapSquare wrapText="bothSides"/>
                 <wp:docPr id="4" name="Text Box 2"/>
                 <wp:cNvGraphicFramePr>
@@ -47,7 +47,7 @@
                       <wps:spPr bwMode="auto">
                         <a:xfrm>
                           <a:off x="0" y="0"/>
-                          <a:ext cx="2743200" cy="254635"/>
+                          <a:ext cx="3028950" cy="302260"/>
                         </a:xfrm>
                         <a:prstGeom prst="rect">
                           <a:avLst/>
@@ -66,8 +66,8 @@
                             <w:pPr>
                               <w:rPr>
                                 <w:rFonts w:ascii="Tahoma" w:hAnsi="Tahoma" w:cs="Tahoma"/>
-                                <w:sz w:val="20"/>
-                                <w:szCs w:val="20"/>
+                                <w:sz w:val="24"/>
+                                <w:szCs w:val="24"/>
                                 <w:u w:val="thick"/>
                               </w:rPr>
                             </w:pPr>
@@ -76,8 +76,8 @@
                                 <w:rFonts w:ascii="Tahoma" w:hAnsi="Tahoma" w:cs="Tahoma"/>
                                 <w:b/>
                                 <w:bCs/>
-                                <w:sz w:val="20"/>
-                                <w:szCs w:val="20"/>
+                                <w:sz w:val="24"/>
+                                <w:szCs w:val="24"/>
                                 <w:u w:val="thick"/>
                               </w:rPr>
                               <w:t>Fixed Asset Dispose</w:t>
@@ -87,8 +87,8 @@
                                 <w:rFonts w:ascii="Tahoma" w:hAnsi="Tahoma" w:cs="Tahoma"/>
                                 <w:b/>
                                 <w:bCs/>
-                                <w:sz w:val="20"/>
-                                <w:szCs w:val="20"/>
+                                <w:sz w:val="24"/>
+                                <w:szCs w:val="24"/>
                                 <w:u w:val="thick"/>
                               </w:rPr>
                               <w:t>({Status})</w:t>
@@ -117,15 +117,15 @@
                 <v:stroke joinstyle="miter"/>
                 <v:path gradientshapeok="t" o:connecttype="rect"/>
               </v:shapetype>
-              <v:shape id="Text Box 2" o:spid="_x0000_s1026" type="#_x0000_t202" style="position:absolute;left:0;text-align:left;margin-left:176.9pt;margin-top:5.45pt;width:3in;height:20.05pt;z-index:251663872;visibility:visible;mso-wrap-style:square;mso-width-percent:0;mso-height-percent:0;mso-wrap-distance-left:9pt;mso-wrap-distance-top:3.6pt;mso-wrap-distance-right:9pt;mso-wrap-distance-bottom:3.6pt;mso-position-horizontal:absolute;mso-position-horizontal-relative:margin;mso-position-vertical:absolute;mso-position-vertical-relative:text;mso-width-percent:0;mso-height-percent:0;mso-width-relative:margin;mso-height-relative:margin;v-text-anchor:top" o:gfxdata="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" filled="f" stroked="f">
+              <v:shape id="Text Box 2" o:spid="_x0000_s1026" type="#_x0000_t202" style="position:absolute;left:0;text-align:left;margin-left:163.5pt;margin-top:1.5pt;width:238.5pt;height:23.8pt;z-index:251663872;visibility:visible;mso-wrap-style:square;mso-width-percent:0;mso-height-percent:0;mso-wrap-distance-left:9pt;mso-wrap-distance-top:3.6pt;mso-wrap-distance-right:9pt;mso-wrap-distance-bottom:3.6pt;mso-position-horizontal:absolute;mso-position-horizontal-relative:margin;mso-position-vertical:absolute;mso-position-vertical-relative:text;mso-width-percent:0;mso-height-percent:0;mso-width-relative:margin;mso-height-relative:margin;v-text-anchor:top" o:gfxdata="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" filled="f" stroked="f">
                 <v:textbox>
                   <w:txbxContent>
                     <w:p>
                       <w:pPr>
                         <w:rPr>
                           <w:rFonts w:ascii="Tahoma" w:hAnsi="Tahoma" w:cs="Tahoma"/>
-                          <w:sz w:val="20"/>
-                          <w:szCs w:val="20"/>
+                          <w:sz w:val="24"/>
+                          <w:szCs w:val="24"/>
                           <w:u w:val="thick"/>
                         </w:rPr>
                       </w:pPr>
@@ -134,8 +134,8 @@
                           <w:rFonts w:ascii="Tahoma" w:hAnsi="Tahoma" w:cs="Tahoma"/>
                           <w:b/>
                           <w:bCs/>
-                          <w:sz w:val="20"/>
-                          <w:szCs w:val="20"/>
+                          <w:sz w:val="24"/>
+                          <w:szCs w:val="24"/>
                           <w:u w:val="thick"/>
                         </w:rPr>
                         <w:t>Fixed Asset Dispose</w:t>
@@ -145,8 +145,8 @@
                           <w:rFonts w:ascii="Tahoma" w:hAnsi="Tahoma" w:cs="Tahoma"/>
                           <w:b/>
                           <w:bCs/>
-                          <w:sz w:val="20"/>
-                          <w:szCs w:val="20"/>
+                          <w:sz w:val="24"/>
+                          <w:szCs w:val="24"/>
                           <w:u w:val="thick"/>
                         </w:rPr>
                         <w:t>({Status})</w:t>
@@ -259,11 +259,22 @@
           <w:p>
             <w:pPr>
               <w:rPr>
+                <w:rFonts w:ascii="Tahoma" w:eastAsia="Arial" w:hAnsi="Tahoma" w:cs="Tahoma"/>
+                <w:b/>
+                <w:bCs/>
+                <w:sz w:val="16"/>
+                <w:szCs w:val="16"/>
+              </w:rPr>
+            </w:pPr>
+            <w:r>
+              <w:rPr>
                 <w:rFonts w:ascii="Tahoma" w:hAnsi="Tahoma" w:cs="Tahoma"/>
-                <w:sz w:val="16"/>
-                <w:szCs w:val="16"/>
-              </w:rPr>
-            </w:pPr>
+                <w:b/>
+                <w:sz w:val="16"/>
+                <w:szCs w:val="16"/>
+              </w:rPr>
+              <w:t>Doc Date</w:t>
+            </w:r>
             <w:r>
               <w:rPr>
                 <w:rFonts w:ascii="Tahoma" w:hAnsi="Tahoma" w:cs="Tahoma"/>
@@ -271,8 +282,9 @@
                 <w:sz w:val="16"/>
                 <w:szCs w:val="16"/>
               </w:rPr>
-              <w:t>Doc Date</w:t>
-            </w:r>
+              <w:t xml:space="preserve">   </w:t>
+            </w:r>
+            <w:proofErr w:type="gramStart"/>
             <w:r>
               <w:rPr>
                 <w:rFonts w:ascii="Tahoma" w:hAnsi="Tahoma" w:cs="Tahoma"/>
@@ -280,7 +292,7 @@
                 <w:sz w:val="16"/>
                 <w:szCs w:val="16"/>
               </w:rPr>
-              <w:t xml:space="preserve">    </w:t>
+              <w:t xml:space="preserve"> </w:t>
             </w:r>
             <w:r>
               <w:rPr>
@@ -300,6 +312,7 @@
               </w:rPr>
               <w:t>:</w:t>
             </w:r>
+            <w:proofErr w:type="gramEnd"/>
             <w:r>
               <w:rPr>
                 <w:rFonts w:ascii="Tahoma" w:hAnsi="Tahoma" w:cs="Tahoma"/>
@@ -336,111 +349,6 @@
               </w:rPr>
               <w:t xml:space="preserve">}    </w:t>
             </w:r>
-          </w:p>
-          <w:p>
-            <w:pPr>
-              <w:rPr>
-                <w:rFonts w:ascii="Tahoma" w:hAnsi="Tahoma" w:cs="Tahoma"/>
-                <w:b/>
-                <w:sz w:val="16"/>
-                <w:szCs w:val="16"/>
-              </w:rPr>
-            </w:pPr>
-            <w:r>
-              <w:rPr>
-                <w:rFonts w:ascii="Tahoma" w:eastAsia="Arial" w:hAnsi="Tahoma" w:cs="Tahoma"/>
-                <w:b/>
-                <w:bCs/>
-                <w:sz w:val="16"/>
-                <w:szCs w:val="16"/>
-              </w:rPr>
-              <w:t xml:space="preserve">Plant        </w:t>
-            </w:r>
-            <w:r>
-              <w:rPr>
-                <w:rFonts w:ascii="Tahoma" w:eastAsia="Arial" w:hAnsi="Tahoma" w:cs="Tahoma"/>
-                <w:b/>
-                <w:bCs/>
-                <w:sz w:val="16"/>
-                <w:szCs w:val="16"/>
-              </w:rPr>
-              <w:t xml:space="preserve">   </w:t>
-            </w:r>
-            <w:r>
-              <w:rPr>
-                <w:rFonts w:ascii="Tahoma" w:eastAsia="Arial" w:hAnsi="Tahoma" w:cs="Tahoma"/>
-                <w:b/>
-                <w:bCs/>
-                <w:sz w:val="16"/>
-                <w:szCs w:val="16"/>
-              </w:rPr>
-              <w:t xml:space="preserve"> </w:t>
-            </w:r>
-            <w:r>
-              <w:rPr>
-                <w:rFonts w:ascii="Tahoma" w:eastAsia="Arial" w:hAnsi="Tahoma" w:cs="Tahoma"/>
-                <w:b/>
-                <w:bCs/>
-                <w:sz w:val="16"/>
-                <w:szCs w:val="16"/>
-              </w:rPr>
-              <w:t xml:space="preserve">: </w:t>
-            </w:r>
-            <w:r>
-              <w:rPr>
-                <w:rFonts w:ascii="Tahoma" w:eastAsia="Times New Roman" w:hAnsi="Tahoma" w:cs="Tahoma"/>
-                <w:color w:val="000000"/>
-                <w:sz w:val="16"/>
-                <w:szCs w:val="16"/>
-              </w:rPr>
-              <w:t>{</w:t>
-            </w:r>
-            <w:r>
-              <w:rPr>
-                <w:rFonts w:ascii="Consolas" w:hAnsi="Consolas" w:cs="Consolas"/>
-                <w:color w:val="000000"/>
-                <w:sz w:val="19"/>
-                <w:szCs w:val="19"/>
-              </w:rPr>
-              <w:t>Plant</w:t>
-            </w:r>
-            <w:r>
-              <w:rPr>
-                <w:rFonts w:ascii="Tahoma" w:eastAsia="Times New Roman" w:hAnsi="Tahoma" w:cs="Tahoma"/>
-                <w:color w:val="000000"/>
-                <w:sz w:val="16"/>
-                <w:szCs w:val="16"/>
-              </w:rPr>
-              <w:t>}</w:t>
-            </w:r>
-            <w:r>
-              <w:rPr>
-                <w:rFonts w:ascii="Tahoma" w:hAnsi="Tahoma" w:cs="Tahoma"/>
-                <w:sz w:val="16"/>
-                <w:szCs w:val="16"/>
-              </w:rPr>
-              <w:t xml:space="preserve">   </w:t>
-            </w:r>
-            <w:r>
-              <w:rPr>
-                <w:rFonts w:ascii="Tahoma" w:hAnsi="Tahoma" w:cs="Tahoma"/>
-                <w:b/>
-                <w:sz w:val="16"/>
-                <w:szCs w:val="16"/>
-              </w:rPr>
-              <w:t xml:space="preserve"> </w:t>
-            </w:r>
-          </w:p>
-          <w:p>
-            <w:pPr>
-              <w:rPr>
-                <w:rFonts w:ascii="Tahoma" w:eastAsia="Arial" w:hAnsi="Tahoma" w:cs="Tahoma"/>
-                <w:b/>
-                <w:bCs/>
-                <w:sz w:val="16"/>
-                <w:szCs w:val="16"/>
-              </w:rPr>
-            </w:pPr>
           </w:p>
         </w:tc>
         <w:tc>
@@ -451,8 +359,9 @@
           <w:p>
             <w:pPr>
               <w:rPr>
-                <w:rFonts w:ascii="Tahoma" w:eastAsia="Arial" w:hAnsi="Tahoma" w:cs="Tahoma"/>
-                <w:bCs/>
+                <w:rFonts w:ascii="Tahoma" w:hAnsi="Tahoma" w:cs="Tahoma"/>
+                <w:b/>
+                <w:color w:val="000000" w:themeColor="text1"/>
                 <w:sz w:val="16"/>
                 <w:szCs w:val="16"/>
               </w:rPr>
@@ -465,7 +374,18 @@
                 <w:sz w:val="16"/>
                 <w:szCs w:val="16"/>
               </w:rPr>
-              <w:t xml:space="preserve">Status      </w:t>
+              <w:t xml:space="preserve">Plant      </w:t>
+            </w:r>
+            <w:proofErr w:type="gramStart"/>
+            <w:r>
+              <w:rPr>
+                <w:rFonts w:ascii="Tahoma" w:eastAsia="Arial" w:hAnsi="Tahoma" w:cs="Tahoma"/>
+                <w:b/>
+                <w:bCs/>
+                <w:sz w:val="16"/>
+                <w:szCs w:val="16"/>
+              </w:rPr>
+              <w:t xml:space="preserve">  </w:t>
             </w:r>
             <w:r>
               <w:rPr>
@@ -477,20 +397,21 @@
               </w:rPr>
               <w:t>:</w:t>
             </w:r>
-            <w:r>
-              <w:rPr>
-                <w:rFonts w:ascii="Tahoma" w:eastAsia="Arial" w:hAnsi="Tahoma" w:cs="Tahoma"/>
-                <w:b/>
-                <w:bCs/>
-                <w:sz w:val="16"/>
-                <w:szCs w:val="16"/>
-              </w:rPr>
-              <w:t xml:space="preserve">  </w:t>
-            </w:r>
-            <w:r>
-              <w:rPr>
-                <w:rFonts w:ascii="Tahoma" w:eastAsia="Arial" w:hAnsi="Tahoma" w:cs="Tahoma"/>
-                <w:bCs/>
+            <w:proofErr w:type="gramEnd"/>
+            <w:r>
+              <w:rPr>
+                <w:rFonts w:ascii="Tahoma" w:eastAsia="Arial" w:hAnsi="Tahoma" w:cs="Tahoma"/>
+                <w:b/>
+                <w:bCs/>
+                <w:sz w:val="16"/>
+                <w:szCs w:val="16"/>
+              </w:rPr>
+              <w:t xml:space="preserve"> </w:t>
+            </w:r>
+            <w:r>
+              <w:rPr>
+                <w:rFonts w:ascii="Tahoma" w:eastAsia="Times New Roman" w:hAnsi="Tahoma" w:cs="Tahoma"/>
+                <w:color w:val="000000"/>
                 <w:sz w:val="16"/>
                 <w:szCs w:val="16"/>
               </w:rPr>
@@ -499,20 +420,28 @@
             <w:r>
               <w:rPr>
                 <w:rFonts w:ascii="Consolas" w:hAnsi="Consolas" w:cs="Consolas"/>
-                <w:color w:val="0000FF"/>
+                <w:color w:val="000000"/>
                 <w:sz w:val="19"/>
                 <w:szCs w:val="19"/>
               </w:rPr>
-              <w:t>Status</w:t>
-            </w:r>
-            <w:r>
-              <w:rPr>
-                <w:rFonts w:ascii="Tahoma" w:eastAsia="Arial" w:hAnsi="Tahoma" w:cs="Tahoma"/>
-                <w:bCs/>
+              <w:t>Plant</w:t>
+            </w:r>
+            <w:r>
+              <w:rPr>
+                <w:rFonts w:ascii="Tahoma" w:eastAsia="Times New Roman" w:hAnsi="Tahoma" w:cs="Tahoma"/>
+                <w:color w:val="000000"/>
                 <w:sz w:val="16"/>
                 <w:szCs w:val="16"/>
               </w:rPr>
               <w:t>}</w:t>
+            </w:r>
+            <w:r>
+              <w:rPr>
+                <w:rFonts w:ascii="Tahoma" w:hAnsi="Tahoma" w:cs="Tahoma"/>
+                <w:sz w:val="16"/>
+                <w:szCs w:val="16"/>
+              </w:rPr>
+              <w:t xml:space="preserve">  </w:t>
             </w:r>
           </w:p>
           <w:p>
@@ -523,6 +452,7 @@
                 <w:szCs w:val="16"/>
               </w:rPr>
             </w:pPr>
+            <w:proofErr w:type="gramStart"/>
             <w:r>
               <w:rPr>
                 <w:rFonts w:ascii="Tahoma" w:hAnsi="Tahoma" w:cs="Tahoma"/>
@@ -541,7 +471,18 @@
                 <w:sz w:val="16"/>
                 <w:szCs w:val="16"/>
               </w:rPr>
-              <w:t xml:space="preserve">: </w:t>
+              <w:t>:</w:t>
+            </w:r>
+            <w:proofErr w:type="gramEnd"/>
+            <w:r>
+              <w:rPr>
+                <w:rFonts w:ascii="Tahoma" w:eastAsia="Arial" w:hAnsi="Tahoma" w:cs="Tahoma"/>
+                <w:b/>
+                <w:bCs/>
+                <w:sz w:val="16"/>
+                <w:szCs w:val="16"/>
+              </w:rPr>
+              <w:t xml:space="preserve"> </w:t>
             </w:r>
             <w:r>
               <w:rPr>
@@ -604,17 +545,39 @@
                 <w:sz w:val="16"/>
                 <w:szCs w:val="16"/>
               </w:rPr>
-              <w:t xml:space="preserve">         </w:t>
-            </w:r>
-            <w:r>
-              <w:rPr>
-                <w:rFonts w:ascii="Tahoma" w:eastAsia="Arial" w:hAnsi="Tahoma" w:cs="Tahoma"/>
-                <w:b/>
-                <w:bCs/>
-                <w:sz w:val="16"/>
-                <w:szCs w:val="16"/>
-              </w:rPr>
-              <w:t>: {</w:t>
+              <w:t xml:space="preserve">       </w:t>
+            </w:r>
+            <w:proofErr w:type="gramStart"/>
+            <w:r>
+              <w:rPr>
+                <w:rFonts w:ascii="Tahoma" w:eastAsia="Arial" w:hAnsi="Tahoma" w:cs="Tahoma"/>
+                <w:b/>
+                <w:bCs/>
+                <w:sz w:val="16"/>
+                <w:szCs w:val="16"/>
+              </w:rPr>
+              <w:t xml:space="preserve">  </w:t>
+            </w:r>
+            <w:r>
+              <w:rPr>
+                <w:rFonts w:ascii="Tahoma" w:eastAsia="Arial" w:hAnsi="Tahoma" w:cs="Tahoma"/>
+                <w:b/>
+                <w:bCs/>
+                <w:sz w:val="16"/>
+                <w:szCs w:val="16"/>
+              </w:rPr>
+              <w:t>:</w:t>
+            </w:r>
+            <w:proofErr w:type="gramEnd"/>
+            <w:r>
+              <w:rPr>
+                <w:rFonts w:ascii="Tahoma" w:eastAsia="Arial" w:hAnsi="Tahoma" w:cs="Tahoma"/>
+                <w:b/>
+                <w:bCs/>
+                <w:sz w:val="16"/>
+                <w:szCs w:val="16"/>
+              </w:rPr>
+              <w:t xml:space="preserve"> {</w:t>
             </w:r>
             <w:r>
               <w:rPr>
@@ -663,7 +626,29 @@
                 <w:sz w:val="16"/>
                 <w:szCs w:val="16"/>
               </w:rPr>
-              <w:t xml:space="preserve"> Rate : {</w:t>
+              <w:t xml:space="preserve"> </w:t>
+            </w:r>
+            <w:proofErr w:type="gramStart"/>
+            <w:r>
+              <w:rPr>
+                <w:rFonts w:ascii="Tahoma" w:eastAsia="Arial" w:hAnsi="Tahoma" w:cs="Tahoma"/>
+                <w:b/>
+                <w:bCs/>
+                <w:sz w:val="16"/>
+                <w:szCs w:val="16"/>
+              </w:rPr>
+              <w:t>Rate :</w:t>
+            </w:r>
+            <w:proofErr w:type="gramEnd"/>
+            <w:r>
+              <w:rPr>
+                <w:rFonts w:ascii="Tahoma" w:eastAsia="Arial" w:hAnsi="Tahoma" w:cs="Tahoma"/>
+                <w:b/>
+                <w:bCs/>
+                <w:sz w:val="16"/>
+                <w:szCs w:val="16"/>
+              </w:rPr>
+              <w:t xml:space="preserve"> {</w:t>
             </w:r>
             <w:proofErr w:type="spellStart"/>
             <w:r>
@@ -731,17 +716,39 @@
                 <w:sz w:val="16"/>
                 <w:szCs w:val="16"/>
               </w:rPr>
-              <w:t xml:space="preserve">    </w:t>
-            </w:r>
-            <w:r>
-              <w:rPr>
-                <w:rFonts w:ascii="Tahoma" w:eastAsia="Arial" w:hAnsi="Tahoma" w:cs="Tahoma"/>
-                <w:b/>
-                <w:bCs/>
-                <w:sz w:val="16"/>
-                <w:szCs w:val="16"/>
-              </w:rPr>
-              <w:t xml:space="preserve">:  </w:t>
+              <w:t xml:space="preserve">  </w:t>
+            </w:r>
+            <w:proofErr w:type="gramStart"/>
+            <w:r>
+              <w:rPr>
+                <w:rFonts w:ascii="Tahoma" w:eastAsia="Arial" w:hAnsi="Tahoma" w:cs="Tahoma"/>
+                <w:b/>
+                <w:bCs/>
+                <w:sz w:val="16"/>
+                <w:szCs w:val="16"/>
+              </w:rPr>
+              <w:t xml:space="preserve">  </w:t>
+            </w:r>
+            <w:r>
+              <w:rPr>
+                <w:rFonts w:ascii="Tahoma" w:eastAsia="Arial" w:hAnsi="Tahoma" w:cs="Tahoma"/>
+                <w:b/>
+                <w:bCs/>
+                <w:sz w:val="16"/>
+                <w:szCs w:val="16"/>
+              </w:rPr>
+              <w:t>:</w:t>
+            </w:r>
+            <w:proofErr w:type="gramEnd"/>
+            <w:r>
+              <w:rPr>
+                <w:rFonts w:ascii="Tahoma" w:eastAsia="Arial" w:hAnsi="Tahoma" w:cs="Tahoma"/>
+                <w:b/>
+                <w:bCs/>
+                <w:sz w:val="16"/>
+                <w:szCs w:val="16"/>
+              </w:rPr>
+              <w:t xml:space="preserve">  </w:t>
             </w:r>
             <w:r>
               <w:rPr>
@@ -783,15 +790,27 @@
                 <w:szCs w:val="16"/>
               </w:rPr>
             </w:pPr>
-            <w:r>
-              <w:rPr>
-                <w:rFonts w:ascii="Tahoma" w:eastAsia="Arial" w:hAnsi="Tahoma" w:cs="Tahoma"/>
-                <w:b/>
-                <w:bCs/>
-                <w:sz w:val="16"/>
-                <w:szCs w:val="16"/>
-              </w:rPr>
-              <w:t>Address : {</w:t>
+            <w:proofErr w:type="gramStart"/>
+            <w:r>
+              <w:rPr>
+                <w:rFonts w:ascii="Tahoma" w:eastAsia="Arial" w:hAnsi="Tahoma" w:cs="Tahoma"/>
+                <w:b/>
+                <w:bCs/>
+                <w:sz w:val="16"/>
+                <w:szCs w:val="16"/>
+              </w:rPr>
+              <w:t>Address :</w:t>
+            </w:r>
+            <w:proofErr w:type="gramEnd"/>
+            <w:r>
+              <w:rPr>
+                <w:rFonts w:ascii="Tahoma" w:eastAsia="Arial" w:hAnsi="Tahoma" w:cs="Tahoma"/>
+                <w:b/>
+                <w:bCs/>
+                <w:sz w:val="16"/>
+                <w:szCs w:val="16"/>
+              </w:rPr>
+              <w:t xml:space="preserve"> {</w:t>
             </w:r>
             <w:proofErr w:type="spellStart"/>
             <w:r>
@@ -842,7 +861,18 @@
                 <w:sz w:val="16"/>
                 <w:szCs w:val="16"/>
               </w:rPr>
-              <w:t>Ship To</w:t>
+              <w:t xml:space="preserve">Ship </w:t>
+            </w:r>
+            <w:proofErr w:type="gramStart"/>
+            <w:r>
+              <w:rPr>
+                <w:rFonts w:ascii="Tahoma" w:eastAsia="Arial" w:hAnsi="Tahoma" w:cs="Tahoma"/>
+                <w:b/>
+                <w:bCs/>
+                <w:sz w:val="16"/>
+                <w:szCs w:val="16"/>
+              </w:rPr>
+              <w:t>To</w:t>
             </w:r>
             <w:r>
               <w:rPr>
@@ -872,7 +902,18 @@
                 <w:sz w:val="16"/>
                 <w:szCs w:val="16"/>
               </w:rPr>
-              <w:t>: {</w:t>
+              <w:t>:</w:t>
+            </w:r>
+            <w:proofErr w:type="gramEnd"/>
+            <w:r>
+              <w:rPr>
+                <w:rFonts w:ascii="Tahoma" w:eastAsia="Arial" w:hAnsi="Tahoma" w:cs="Tahoma"/>
+                <w:b/>
+                <w:bCs/>
+                <w:sz w:val="16"/>
+                <w:szCs w:val="16"/>
+              </w:rPr>
+              <w:t xml:space="preserve"> {</w:t>
             </w:r>
             <w:proofErr w:type="spellStart"/>
             <w:r>
@@ -906,15 +947,27 @@
                 <w:szCs w:val="16"/>
               </w:rPr>
             </w:pPr>
-            <w:r>
-              <w:rPr>
-                <w:rFonts w:ascii="Tahoma" w:eastAsia="Arial" w:hAnsi="Tahoma" w:cs="Tahoma"/>
-                <w:b/>
-                <w:bCs/>
-                <w:sz w:val="16"/>
-                <w:szCs w:val="16"/>
-              </w:rPr>
-              <w:t>Address : {</w:t>
+            <w:proofErr w:type="gramStart"/>
+            <w:r>
+              <w:rPr>
+                <w:rFonts w:ascii="Tahoma" w:eastAsia="Arial" w:hAnsi="Tahoma" w:cs="Tahoma"/>
+                <w:b/>
+                <w:bCs/>
+                <w:sz w:val="16"/>
+                <w:szCs w:val="16"/>
+              </w:rPr>
+              <w:t>Address :</w:t>
+            </w:r>
+            <w:proofErr w:type="gramEnd"/>
+            <w:r>
+              <w:rPr>
+                <w:rFonts w:ascii="Tahoma" w:eastAsia="Arial" w:hAnsi="Tahoma" w:cs="Tahoma"/>
+                <w:b/>
+                <w:bCs/>
+                <w:sz w:val="16"/>
+                <w:szCs w:val="16"/>
+              </w:rPr>
+              <w:t xml:space="preserve"> {</w:t>
             </w:r>
             <w:proofErr w:type="spellStart"/>
             <w:r>
@@ -976,6 +1029,7 @@
               <w:t>{</w:t>
             </w:r>
             <w:proofErr w:type="spellStart"/>
+            <w:proofErr w:type="gramStart"/>
             <w:r>
               <w:rPr>
                 <w:rFonts w:ascii="Tahoma" w:eastAsia="Arial" w:hAnsi="Tahoma" w:cs="Tahoma"/>
@@ -1017,6 +1071,7 @@
               </w:rPr>
               <w:t xml:space="preserve">  </w:t>
             </w:r>
+            <w:proofErr w:type="gramEnd"/>
           </w:p>
         </w:tc>
       </w:tr>
@@ -1245,7 +1300,7 @@
                 </mc:Choice>
                 <mc:Fallback>
                   <w:pict>
-                    <v:line w14:anchorId="28062075" id="Straight Connector 9" o:spid="_x0000_s1026" style="position:absolute;flip:x;z-index:251672064;visibility:visible;mso-wrap-style:square;mso-width-percent:0;mso-height-percent:0;mso-wrap-distance-left:9pt;mso-wrap-distance-top:0;mso-wrap-distance-right:9pt;mso-wrap-distance-bottom:0;mso-position-horizontal:absolute;mso-position-horizontal-relative:text;mso-position-vertical:absolute;mso-position-vertical-relative:text;mso-width-percent:0;mso-height-percent:0;mso-width-relative:margin;mso-height-relative:margin" from="450.6pt,10.75pt" to="547.4pt,11.5pt" o:gfxdata="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" strokecolor="windowText" strokeweight=".5pt">
+                    <v:line w14:anchorId="2274FD00" id="Straight Connector 9" o:spid="_x0000_s1026" style="position:absolute;flip:x;z-index:251672064;visibility:visible;mso-wrap-style:square;mso-width-percent:0;mso-height-percent:0;mso-wrap-distance-left:9pt;mso-wrap-distance-top:0;mso-wrap-distance-right:9pt;mso-wrap-distance-bottom:0;mso-position-horizontal:absolute;mso-position-horizontal-relative:text;mso-position-vertical:absolute;mso-position-vertical-relative:text;mso-width-percent:0;mso-height-percent:0;mso-width-relative:margin;mso-height-relative:margin" from="450.6pt,10.75pt" to="547.4pt,11.5pt" o:gfxdata="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" strokecolor="windowText" strokeweight=".5pt">
                       <v:stroke joinstyle="miter"/>
                     </v:line>
                   </w:pict>
@@ -1314,7 +1369,7 @@
                 </mc:Choice>
                 <mc:Fallback>
                   <w:pict>
-                    <v:line w14:anchorId="0219324A" id="Straight Connector 8" o:spid="_x0000_s1026" style="position:absolute;flip:x;z-index:251670016;visibility:visible;mso-wrap-style:square;mso-width-percent:0;mso-height-percent:0;mso-wrap-distance-left:9pt;mso-wrap-distance-top:0;mso-wrap-distance-right:9pt;mso-wrap-distance-bottom:0;mso-position-horizontal:absolute;mso-position-horizontal-relative:text;mso-position-vertical:absolute;mso-position-vertical-relative:text;mso-width-percent:0;mso-height-percent:0;mso-width-relative:margin;mso-height-relative:margin" from="218.7pt,11.5pt" to="328.25pt,11.5pt" o:gfxdata="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" strokecolor="windowText" strokeweight=".5pt">
+                    <v:line w14:anchorId="0C6249CA" id="Straight Connector 8" o:spid="_x0000_s1026" style="position:absolute;flip:x;z-index:251670016;visibility:visible;mso-wrap-style:square;mso-width-percent:0;mso-height-percent:0;mso-wrap-distance-left:9pt;mso-wrap-distance-top:0;mso-wrap-distance-right:9pt;mso-wrap-distance-bottom:0;mso-position-horizontal:absolute;mso-position-horizontal-relative:text;mso-position-vertical:absolute;mso-position-vertical-relative:text;mso-width-percent:0;mso-height-percent:0;mso-width-relative:margin;mso-height-relative:margin" from="218.7pt,11.5pt" to="328.25pt,11.5pt" o:gfxdata="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" strokecolor="windowText" strokeweight=".5pt">
                       <v:stroke joinstyle="miter"/>
                     </v:line>
                   </w:pict>
@@ -1383,7 +1438,7 @@
                 </mc:Choice>
                 <mc:Fallback>
                   <w:pict>
-                    <v:line w14:anchorId="24D5C6CD" id="Straight Connector 3" o:spid="_x0000_s1026" style="position:absolute;flip:x;z-index:251665920;visibility:visible;mso-wrap-style:square;mso-width-percent:0;mso-height-percent:0;mso-wrap-distance-left:9pt;mso-wrap-distance-top:0;mso-wrap-distance-right:9pt;mso-wrap-distance-bottom:0;mso-position-horizontal:absolute;mso-position-horizontal-relative:text;mso-position-vertical:absolute;mso-position-vertical-relative:text;mso-width-percent:0;mso-height-percent:0;mso-width-relative:margin;mso-height-relative:margin" from="2.7pt,11.5pt" to="112.25pt,11.5pt" o:gfxdata="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" strokecolor="windowText" strokeweight=".5pt">
+                    <v:line w14:anchorId="37BAA9C6" id="Straight Connector 3" o:spid="_x0000_s1026" style="position:absolute;flip:x;z-index:251665920;visibility:visible;mso-wrap-style:square;mso-width-percent:0;mso-height-percent:0;mso-wrap-distance-left:9pt;mso-wrap-distance-top:0;mso-wrap-distance-right:9pt;mso-wrap-distance-bottom:0;mso-position-horizontal:absolute;mso-position-horizontal-relative:text;mso-position-vertical:absolute;mso-position-vertical-relative:text;mso-width-percent:0;mso-height-percent:0;mso-width-relative:margin;mso-height-relative:margin" from="2.7pt,11.5pt" to="112.25pt,11.5pt" o:gfxdata="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" strokecolor="windowText" strokeweight=".5pt">
                       <v:stroke joinstyle="miter"/>
                     </v:line>
                   </w:pict>
@@ -1394,6 +1449,7 @@
               <w:t xml:space="preserve">           {</w:t>
             </w:r>
             <w:proofErr w:type="spellStart"/>
+            <w:proofErr w:type="gramStart"/>
             <w:r>
               <w:rPr>
                 <w:rFonts w:ascii="Consolas" w:hAnsi="Consolas" w:cs="Consolas"/>
@@ -1433,7 +1489,19 @@
                 <w:sz w:val="16"/>
                 <w:szCs w:val="16"/>
               </w:rPr>
-              <w:t xml:space="preserve">                                                                       </w:t>
+              <w:t xml:space="preserve">  </w:t>
+            </w:r>
+            <w:proofErr w:type="gramEnd"/>
+            <w:r>
+              <w:rPr>
+                <w:rFonts w:ascii="Tahoma" w:eastAsia="Arial" w:hAnsi="Tahoma" w:cs="Tahoma"/>
+                <w:bCs/>
+                <w:noProof/>
+                <w:color w:val="000000"/>
+                <w:sz w:val="16"/>
+                <w:szCs w:val="16"/>
+              </w:rPr>
+              <w:t xml:space="preserve">                                                                     </w:t>
             </w:r>
             <w:r>
               <w:rPr>
@@ -1568,8 +1636,20 @@
                 <w:sz w:val="16"/>
                 <w:szCs w:val="16"/>
               </w:rPr>
-              <w:t xml:space="preserve"> Checked By</w:t>
-            </w:r>
+              <w:t xml:space="preserve"> Checked </w:t>
+            </w:r>
+            <w:proofErr w:type="gramStart"/>
+            <w:r>
+              <w:rPr>
+                <w:rFonts w:ascii="Tahoma" w:eastAsia="Arial" w:hAnsi="Tahoma" w:cs="Tahoma"/>
+                <w:b/>
+                <w:bCs/>
+                <w:sz w:val="16"/>
+                <w:szCs w:val="16"/>
+              </w:rPr>
+              <w:t>By</w:t>
+            </w:r>
+            <w:proofErr w:type="gramEnd"/>
             <w:r>
               <w:rPr>
                 <w:rFonts w:ascii="Tahoma" w:eastAsia="Arial" w:hAnsi="Tahoma" w:cs="Tahoma"/>
@@ -1745,7 +1825,25 @@
         <w:sz w:val="16"/>
         <w:szCs w:val="16"/>
       </w:rPr>
-      <w:t xml:space="preserve">, U.P: </w:t>
+      <w:t xml:space="preserve">, </w:t>
+    </w:r>
+    <w:proofErr w:type="gramStart"/>
+    <w:r>
+      <w:rPr>
+        <w:rFonts w:ascii="Tahoma" w:hAnsi="Tahoma" w:cs="Tahoma"/>
+        <w:sz w:val="16"/>
+        <w:szCs w:val="16"/>
+      </w:rPr>
+      <w:t>U.P</w:t>
+    </w:r>
+    <w:proofErr w:type="gramEnd"/>
+    <w:r>
+      <w:rPr>
+        <w:rFonts w:ascii="Tahoma" w:hAnsi="Tahoma" w:cs="Tahoma"/>
+        <w:sz w:val="16"/>
+        <w:szCs w:val="16"/>
+      </w:rPr>
+      <w:t xml:space="preserve">: </w:t>
     </w:r>
     <w:proofErr w:type="spellStart"/>
     <w:r>
@@ -1947,7 +2045,25 @@
                               <w:sz w:val="16"/>
                               <w:szCs w:val="16"/>
                             </w:rPr>
-                            <w:t xml:space="preserve">, U.P: </w:t>
+                            <w:t xml:space="preserve">, </w:t>
+                          </w:r>
+                          <w:proofErr w:type="gramStart"/>
+                          <w:r>
+                            <w:rPr>
+                              <w:rFonts w:ascii="Tahoma" w:hAnsi="Tahoma" w:cs="Tahoma"/>
+                              <w:sz w:val="16"/>
+                              <w:szCs w:val="16"/>
+                            </w:rPr>
+                            <w:t>U.P</w:t>
+                          </w:r>
+                          <w:proofErr w:type="gramEnd"/>
+                          <w:r>
+                            <w:rPr>
+                              <w:rFonts w:ascii="Tahoma" w:hAnsi="Tahoma" w:cs="Tahoma"/>
+                              <w:sz w:val="16"/>
+                              <w:szCs w:val="16"/>
+                            </w:rPr>
+                            <w:t xml:space="preserve">: </w:t>
                           </w:r>
                           <w:proofErr w:type="spellStart"/>
                           <w:r>
@@ -2096,7 +2212,25 @@
                         <w:sz w:val="16"/>
                         <w:szCs w:val="16"/>
                       </w:rPr>
-                      <w:t xml:space="preserve">, U.P: </w:t>
+                      <w:t xml:space="preserve">, </w:t>
+                    </w:r>
+                    <w:proofErr w:type="gramStart"/>
+                    <w:r>
+                      <w:rPr>
+                        <w:rFonts w:ascii="Tahoma" w:hAnsi="Tahoma" w:cs="Tahoma"/>
+                        <w:sz w:val="16"/>
+                        <w:szCs w:val="16"/>
+                      </w:rPr>
+                      <w:t>U.P</w:t>
+                    </w:r>
+                    <w:proofErr w:type="gramEnd"/>
+                    <w:r>
+                      <w:rPr>
+                        <w:rFonts w:ascii="Tahoma" w:hAnsi="Tahoma" w:cs="Tahoma"/>
+                        <w:sz w:val="16"/>
+                        <w:szCs w:val="16"/>
+                      </w:rPr>
+                      <w:t xml:space="preserve">: </w:t>
                     </w:r>
                     <w:proofErr w:type="spellStart"/>
                     <w:r>
